--- a/docs/旅客旅程模拟器-Gap分析与演进规划-v1.0.docx
+++ b/docs/旅客旅程模拟器-Gap分析与演进规划-v1.0.docx
@@ -9569,12 +9569,12 @@
         </w:tblBorders>
       </w:tblPr>
       <w:tblGrid>
-        <w:gridCol w:w="1290"/>
+        <w:gridCol w:w="1188"/>
         <w:gridCol w:w="748"/>
-        <w:gridCol w:w="2642"/>
-        <w:gridCol w:w="2342"/>
-        <w:gridCol w:w="1590"/>
-        <w:gridCol w:w="748"/>
+        <w:gridCol w:w="2453"/>
+        <w:gridCol w:w="2173"/>
+        <w:gridCol w:w="1470"/>
+        <w:gridCol w:w="1328"/>
       </w:tblGrid>
       <w:tr>
         <w:trPr>
@@ -9582,7 +9582,7 @@
         </w:trPr>
         <w:tc>
           <w:tcPr>
-            <w:tcW w:type="dxa" w:w="1290"/>
+            <w:tcW w:type="dxa" w:w="1188"/>
             <w:tcBorders>
               <w:top w:val="single" w:color="BBBBBB" w:sz="1"/>
               <w:left w:val="single" w:color="BBBBBB" w:sz="1"/>
@@ -9636,7 +9636,7 @@
         </w:tc>
         <w:tc>
           <w:tcPr>
-            <w:tcW w:type="dxa" w:w="2642"/>
+            <w:tcW w:type="dxa" w:w="2453"/>
             <w:tcBorders>
               <w:top w:val="single" w:color="BBBBBB" w:sz="1"/>
               <w:left w:val="single" w:color="BBBBBB" w:sz="1"/>
@@ -9663,7 +9663,7 @@
         </w:tc>
         <w:tc>
           <w:tcPr>
-            <w:tcW w:type="dxa" w:w="2342"/>
+            <w:tcW w:type="dxa" w:w="2173"/>
             <w:tcBorders>
               <w:top w:val="single" w:color="BBBBBB" w:sz="1"/>
               <w:left w:val="single" w:color="BBBBBB" w:sz="1"/>
@@ -9690,7 +9690,7 @@
         </w:tc>
         <w:tc>
           <w:tcPr>
-            <w:tcW w:type="dxa" w:w="1590"/>
+            <w:tcW w:type="dxa" w:w="1470"/>
             <w:tcBorders>
               <w:top w:val="single" w:color="BBBBBB" w:sz="1"/>
               <w:left w:val="single" w:color="BBBBBB" w:sz="1"/>
@@ -9717,7 +9717,7 @@
         </w:tc>
         <w:tc>
           <w:tcPr>
-            <w:tcW w:type="dxa" w:w="748"/>
+            <w:tcW w:type="dxa" w:w="1328"/>
             <w:tcBorders>
               <w:top w:val="single" w:color="BBBBBB" w:sz="1"/>
               <w:left w:val="single" w:color="BBBBBB" w:sz="1"/>
@@ -9749,7 +9749,7 @@
         </w:trPr>
         <w:tc>
           <w:tcPr>
-            <w:tcW w:type="dxa" w:w="1290"/>
+            <w:tcW w:type="dxa" w:w="1188"/>
             <w:tcBorders>
               <w:top w:val="single" w:color="BBBBBB" w:sz="1"/>
               <w:left w:val="single" w:color="BBBBBB" w:sz="1"/>
@@ -9793,7 +9793,7 @@
         </w:tc>
         <w:tc>
           <w:tcPr>
-            <w:tcW w:type="dxa" w:w="2642"/>
+            <w:tcW w:type="dxa" w:w="2453"/>
             <w:tcBorders>
               <w:top w:val="single" w:color="BBBBBB" w:sz="1"/>
               <w:left w:val="single" w:color="BBBBBB" w:sz="1"/>
@@ -9815,7 +9815,7 @@
         </w:tc>
         <w:tc>
           <w:tcPr>
-            <w:tcW w:type="dxa" w:w="2342"/>
+            <w:tcW w:type="dxa" w:w="2173"/>
             <w:tcBorders>
               <w:top w:val="single" w:color="BBBBBB" w:sz="1"/>
               <w:left w:val="single" w:color="BBBBBB" w:sz="1"/>
@@ -9837,7 +9837,7 @@
         </w:tc>
         <w:tc>
           <w:tcPr>
-            <w:tcW w:type="dxa" w:w="1590"/>
+            <w:tcW w:type="dxa" w:w="1470"/>
             <w:tcBorders>
               <w:top w:val="single" w:color="BBBBBB" w:sz="1"/>
               <w:left w:val="single" w:color="BBBBBB" w:sz="1"/>
@@ -9859,23 +9859,23 @@
         </w:tc>
         <w:tc>
           <w:tcPr>
-            <w:tcW w:type="dxa" w:w="748"/>
-            <w:tcBorders>
-              <w:top w:val="single" w:color="BBBBBB" w:sz="1"/>
-              <w:left w:val="single" w:color="BBBBBB" w:sz="1"/>
-              <w:bottom w:val="single" w:color="BBBBBB" w:sz="1"/>
-              <w:right w:val="single" w:color="BBBBBB" w:sz="1"/>
-            </w:tcBorders>
-            <w:tcMar>
-              <w:top w:type="dxa" w:w="60"/>
-              <w:left w:type="dxa" w:w="100"/>
-              <w:bottom w:type="dxa" w:w="60"/>
-              <w:right w:type="dxa" w:w="100"/>
-            </w:tcMar>
-          </w:tcPr>
-          <w:p>
-            <w:r>
-              <w:t xml:space="preserve">未启动</w:t>
+            <w:tcW w:type="dxa" w:w="1328"/>
+            <w:tcBorders>
+              <w:top w:val="single" w:color="BBBBBB" w:sz="1"/>
+              <w:left w:val="single" w:color="BBBBBB" w:sz="1"/>
+              <w:bottom w:val="single" w:color="BBBBBB" w:sz="1"/>
+              <w:right w:val="single" w:color="BBBBBB" w:sz="1"/>
+            </w:tcBorders>
+            <w:tcMar>
+              <w:top w:type="dxa" w:w="60"/>
+              <w:left w:type="dxa" w:w="100"/>
+              <w:bottom w:type="dxa" w:w="60"/>
+              <w:right w:type="dxa" w:w="100"/>
+            </w:tcMar>
+          </w:tcPr>
+          <w:p>
+            <w:r>
+              <w:t xml:space="preserve">已关闭 v0.11</w:t>
             </w:r>
           </w:p>
         </w:tc>
@@ -9886,7 +9886,7 @@
         </w:trPr>
         <w:tc>
           <w:tcPr>
-            <w:tcW w:type="dxa" w:w="1290"/>
+            <w:tcW w:type="dxa" w:w="1188"/>
             <w:tcBorders>
               <w:top w:val="single" w:color="BBBBBB" w:sz="1"/>
               <w:left w:val="single" w:color="BBBBBB" w:sz="1"/>
@@ -9930,7 +9930,7 @@
         </w:tc>
         <w:tc>
           <w:tcPr>
-            <w:tcW w:type="dxa" w:w="2642"/>
+            <w:tcW w:type="dxa" w:w="2453"/>
             <w:tcBorders>
               <w:top w:val="single" w:color="BBBBBB" w:sz="1"/>
               <w:left w:val="single" w:color="BBBBBB" w:sz="1"/>
@@ -9952,7 +9952,7 @@
         </w:tc>
         <w:tc>
           <w:tcPr>
-            <w:tcW w:type="dxa" w:w="2342"/>
+            <w:tcW w:type="dxa" w:w="2173"/>
             <w:tcBorders>
               <w:top w:val="single" w:color="BBBBBB" w:sz="1"/>
               <w:left w:val="single" w:color="BBBBBB" w:sz="1"/>
@@ -9974,7 +9974,7 @@
         </w:tc>
         <w:tc>
           <w:tcPr>
-            <w:tcW w:type="dxa" w:w="1590"/>
+            <w:tcW w:type="dxa" w:w="1470"/>
             <w:tcBorders>
               <w:top w:val="single" w:color="BBBBBB" w:sz="1"/>
               <w:left w:val="single" w:color="BBBBBB" w:sz="1"/>
@@ -9996,23 +9996,23 @@
         </w:tc>
         <w:tc>
           <w:tcPr>
-            <w:tcW w:type="dxa" w:w="748"/>
-            <w:tcBorders>
-              <w:top w:val="single" w:color="BBBBBB" w:sz="1"/>
-              <w:left w:val="single" w:color="BBBBBB" w:sz="1"/>
-              <w:bottom w:val="single" w:color="BBBBBB" w:sz="1"/>
-              <w:right w:val="single" w:color="BBBBBB" w:sz="1"/>
-            </w:tcBorders>
-            <w:tcMar>
-              <w:top w:type="dxa" w:w="60"/>
-              <w:left w:type="dxa" w:w="100"/>
-              <w:bottom w:type="dxa" w:w="60"/>
-              <w:right w:type="dxa" w:w="100"/>
-            </w:tcMar>
-          </w:tcPr>
-          <w:p>
-            <w:r>
-              <w:t xml:space="preserve">未启动</w:t>
+            <w:tcW w:type="dxa" w:w="1328"/>
+            <w:tcBorders>
+              <w:top w:val="single" w:color="BBBBBB" w:sz="1"/>
+              <w:left w:val="single" w:color="BBBBBB" w:sz="1"/>
+              <w:bottom w:val="single" w:color="BBBBBB" w:sz="1"/>
+              <w:right w:val="single" w:color="BBBBBB" w:sz="1"/>
+            </w:tcBorders>
+            <w:tcMar>
+              <w:top w:type="dxa" w:w="60"/>
+              <w:left w:type="dxa" w:w="100"/>
+              <w:bottom w:type="dxa" w:w="60"/>
+              <w:right w:type="dxa" w:w="100"/>
+            </w:tcMar>
+          </w:tcPr>
+          <w:p>
+            <w:r>
+              <w:t xml:space="preserve">已关闭 v0.11</w:t>
             </w:r>
           </w:p>
         </w:tc>
@@ -10023,7 +10023,7 @@
         </w:trPr>
         <w:tc>
           <w:tcPr>
-            <w:tcW w:type="dxa" w:w="1290"/>
+            <w:tcW w:type="dxa" w:w="1188"/>
             <w:tcBorders>
               <w:top w:val="single" w:color="BBBBBB" w:sz="1"/>
               <w:left w:val="single" w:color="BBBBBB" w:sz="1"/>
@@ -10067,7 +10067,7 @@
         </w:tc>
         <w:tc>
           <w:tcPr>
-            <w:tcW w:type="dxa" w:w="2642"/>
+            <w:tcW w:type="dxa" w:w="2453"/>
             <w:tcBorders>
               <w:top w:val="single" w:color="BBBBBB" w:sz="1"/>
               <w:left w:val="single" w:color="BBBBBB" w:sz="1"/>
@@ -10089,7 +10089,7 @@
         </w:tc>
         <w:tc>
           <w:tcPr>
-            <w:tcW w:type="dxa" w:w="2342"/>
+            <w:tcW w:type="dxa" w:w="2173"/>
             <w:tcBorders>
               <w:top w:val="single" w:color="BBBBBB" w:sz="1"/>
               <w:left w:val="single" w:color="BBBBBB" w:sz="1"/>
@@ -10111,7 +10111,7 @@
         </w:tc>
         <w:tc>
           <w:tcPr>
-            <w:tcW w:type="dxa" w:w="1590"/>
+            <w:tcW w:type="dxa" w:w="1470"/>
             <w:tcBorders>
               <w:top w:val="single" w:color="BBBBBB" w:sz="1"/>
               <w:left w:val="single" w:color="BBBBBB" w:sz="1"/>
@@ -10133,23 +10133,23 @@
         </w:tc>
         <w:tc>
           <w:tcPr>
-            <w:tcW w:type="dxa" w:w="748"/>
-            <w:tcBorders>
-              <w:top w:val="single" w:color="BBBBBB" w:sz="1"/>
-              <w:left w:val="single" w:color="BBBBBB" w:sz="1"/>
-              <w:bottom w:val="single" w:color="BBBBBB" w:sz="1"/>
-              <w:right w:val="single" w:color="BBBBBB" w:sz="1"/>
-            </w:tcBorders>
-            <w:tcMar>
-              <w:top w:type="dxa" w:w="60"/>
-              <w:left w:type="dxa" w:w="100"/>
-              <w:bottom w:type="dxa" w:w="60"/>
-              <w:right w:type="dxa" w:w="100"/>
-            </w:tcMar>
-          </w:tcPr>
-          <w:p>
-            <w:r>
-              <w:t xml:space="preserve">未启动</w:t>
+            <w:tcW w:type="dxa" w:w="1328"/>
+            <w:tcBorders>
+              <w:top w:val="single" w:color="BBBBBB" w:sz="1"/>
+              <w:left w:val="single" w:color="BBBBBB" w:sz="1"/>
+              <w:bottom w:val="single" w:color="BBBBBB" w:sz="1"/>
+              <w:right w:val="single" w:color="BBBBBB" w:sz="1"/>
+            </w:tcBorders>
+            <w:tcMar>
+              <w:top w:type="dxa" w:w="60"/>
+              <w:left w:type="dxa" w:w="100"/>
+              <w:bottom w:type="dxa" w:w="60"/>
+              <w:right w:type="dxa" w:w="100"/>
+            </w:tcMar>
+          </w:tcPr>
+          <w:p>
+            <w:r>
+              <w:t xml:space="preserve">已关闭 v0.11</w:t>
             </w:r>
           </w:p>
         </w:tc>
@@ -10160,7 +10160,7 @@
         </w:trPr>
         <w:tc>
           <w:tcPr>
-            <w:tcW w:type="dxa" w:w="1290"/>
+            <w:tcW w:type="dxa" w:w="1188"/>
             <w:tcBorders>
               <w:top w:val="single" w:color="BBBBBB" w:sz="1"/>
               <w:left w:val="single" w:color="BBBBBB" w:sz="1"/>
@@ -10204,7 +10204,7 @@
         </w:tc>
         <w:tc>
           <w:tcPr>
-            <w:tcW w:type="dxa" w:w="2642"/>
+            <w:tcW w:type="dxa" w:w="2453"/>
             <w:tcBorders>
               <w:top w:val="single" w:color="BBBBBB" w:sz="1"/>
               <w:left w:val="single" w:color="BBBBBB" w:sz="1"/>
@@ -10226,7 +10226,7 @@
         </w:tc>
         <w:tc>
           <w:tcPr>
-            <w:tcW w:type="dxa" w:w="2342"/>
+            <w:tcW w:type="dxa" w:w="2173"/>
             <w:tcBorders>
               <w:top w:val="single" w:color="BBBBBB" w:sz="1"/>
               <w:left w:val="single" w:color="BBBBBB" w:sz="1"/>
@@ -10248,7 +10248,7 @@
         </w:tc>
         <w:tc>
           <w:tcPr>
-            <w:tcW w:type="dxa" w:w="1590"/>
+            <w:tcW w:type="dxa" w:w="1470"/>
             <w:tcBorders>
               <w:top w:val="single" w:color="BBBBBB" w:sz="1"/>
               <w:left w:val="single" w:color="BBBBBB" w:sz="1"/>
@@ -10270,7 +10270,7 @@
         </w:tc>
         <w:tc>
           <w:tcPr>
-            <w:tcW w:type="dxa" w:w="748"/>
+            <w:tcW w:type="dxa" w:w="1328"/>
             <w:tcBorders>
               <w:top w:val="single" w:color="BBBBBB" w:sz="1"/>
               <w:left w:val="single" w:color="BBBBBB" w:sz="1"/>
@@ -10297,7 +10297,7 @@
         </w:trPr>
         <w:tc>
           <w:tcPr>
-            <w:tcW w:type="dxa" w:w="1290"/>
+            <w:tcW w:type="dxa" w:w="1188"/>
             <w:tcBorders>
               <w:top w:val="single" w:color="BBBBBB" w:sz="1"/>
               <w:left w:val="single" w:color="BBBBBB" w:sz="1"/>
@@ -10341,7 +10341,7 @@
         </w:tc>
         <w:tc>
           <w:tcPr>
-            <w:tcW w:type="dxa" w:w="2642"/>
+            <w:tcW w:type="dxa" w:w="2453"/>
             <w:tcBorders>
               <w:top w:val="single" w:color="BBBBBB" w:sz="1"/>
               <w:left w:val="single" w:color="BBBBBB" w:sz="1"/>
@@ -10363,7 +10363,7 @@
         </w:tc>
         <w:tc>
           <w:tcPr>
-            <w:tcW w:type="dxa" w:w="2342"/>
+            <w:tcW w:type="dxa" w:w="2173"/>
             <w:tcBorders>
               <w:top w:val="single" w:color="BBBBBB" w:sz="1"/>
               <w:left w:val="single" w:color="BBBBBB" w:sz="1"/>
@@ -10385,7 +10385,7 @@
         </w:tc>
         <w:tc>
           <w:tcPr>
-            <w:tcW w:type="dxa" w:w="1590"/>
+            <w:tcW w:type="dxa" w:w="1470"/>
             <w:tcBorders>
               <w:top w:val="single" w:color="BBBBBB" w:sz="1"/>
               <w:left w:val="single" w:color="BBBBBB" w:sz="1"/>
@@ -10407,7 +10407,7 @@
         </w:tc>
         <w:tc>
           <w:tcPr>
-            <w:tcW w:type="dxa" w:w="748"/>
+            <w:tcW w:type="dxa" w:w="1328"/>
             <w:tcBorders>
               <w:top w:val="single" w:color="BBBBBB" w:sz="1"/>
               <w:left w:val="single" w:color="BBBBBB" w:sz="1"/>
@@ -10434,7 +10434,7 @@
         </w:trPr>
         <w:tc>
           <w:tcPr>
-            <w:tcW w:type="dxa" w:w="1290"/>
+            <w:tcW w:type="dxa" w:w="1188"/>
             <w:tcBorders>
               <w:top w:val="single" w:color="BBBBBB" w:sz="1"/>
               <w:left w:val="single" w:color="BBBBBB" w:sz="1"/>
@@ -10478,7 +10478,7 @@
         </w:tc>
         <w:tc>
           <w:tcPr>
-            <w:tcW w:type="dxa" w:w="2642"/>
+            <w:tcW w:type="dxa" w:w="2453"/>
             <w:tcBorders>
               <w:top w:val="single" w:color="BBBBBB" w:sz="1"/>
               <w:left w:val="single" w:color="BBBBBB" w:sz="1"/>
@@ -10500,7 +10500,7 @@
         </w:tc>
         <w:tc>
           <w:tcPr>
-            <w:tcW w:type="dxa" w:w="2342"/>
+            <w:tcW w:type="dxa" w:w="2173"/>
             <w:tcBorders>
               <w:top w:val="single" w:color="BBBBBB" w:sz="1"/>
               <w:left w:val="single" w:color="BBBBBB" w:sz="1"/>
@@ -10522,7 +10522,7 @@
         </w:tc>
         <w:tc>
           <w:tcPr>
-            <w:tcW w:type="dxa" w:w="1590"/>
+            <w:tcW w:type="dxa" w:w="1470"/>
             <w:tcBorders>
               <w:top w:val="single" w:color="BBBBBB" w:sz="1"/>
               <w:left w:val="single" w:color="BBBBBB" w:sz="1"/>
@@ -10544,7 +10544,7 @@
         </w:tc>
         <w:tc>
           <w:tcPr>
-            <w:tcW w:type="dxa" w:w="748"/>
+            <w:tcW w:type="dxa" w:w="1328"/>
             <w:tcBorders>
               <w:top w:val="single" w:color="BBBBBB" w:sz="1"/>
               <w:left w:val="single" w:color="BBBBBB" w:sz="1"/>
@@ -10571,7 +10571,7 @@
         </w:trPr>
         <w:tc>
           <w:tcPr>
-            <w:tcW w:type="dxa" w:w="1290"/>
+            <w:tcW w:type="dxa" w:w="1188"/>
             <w:tcBorders>
               <w:top w:val="single" w:color="BBBBBB" w:sz="1"/>
               <w:left w:val="single" w:color="BBBBBB" w:sz="1"/>
@@ -10615,7 +10615,7 @@
         </w:tc>
         <w:tc>
           <w:tcPr>
-            <w:tcW w:type="dxa" w:w="2642"/>
+            <w:tcW w:type="dxa" w:w="2453"/>
             <w:tcBorders>
               <w:top w:val="single" w:color="BBBBBB" w:sz="1"/>
               <w:left w:val="single" w:color="BBBBBB" w:sz="1"/>
@@ -10637,7 +10637,7 @@
         </w:tc>
         <w:tc>
           <w:tcPr>
-            <w:tcW w:type="dxa" w:w="2342"/>
+            <w:tcW w:type="dxa" w:w="2173"/>
             <w:tcBorders>
               <w:top w:val="single" w:color="BBBBBB" w:sz="1"/>
               <w:left w:val="single" w:color="BBBBBB" w:sz="1"/>
@@ -10659,7 +10659,7 @@
         </w:tc>
         <w:tc>
           <w:tcPr>
-            <w:tcW w:type="dxa" w:w="1590"/>
+            <w:tcW w:type="dxa" w:w="1470"/>
             <w:tcBorders>
               <w:top w:val="single" w:color="BBBBBB" w:sz="1"/>
               <w:left w:val="single" w:color="BBBBBB" w:sz="1"/>
@@ -10681,7 +10681,7 @@
         </w:tc>
         <w:tc>
           <w:tcPr>
-            <w:tcW w:type="dxa" w:w="748"/>
+            <w:tcW w:type="dxa" w:w="1328"/>
             <w:tcBorders>
               <w:top w:val="single" w:color="BBBBBB" w:sz="1"/>
               <w:left w:val="single" w:color="BBBBBB" w:sz="1"/>
@@ -10708,7 +10708,7 @@
         </w:trPr>
         <w:tc>
           <w:tcPr>
-            <w:tcW w:type="dxa" w:w="1290"/>
+            <w:tcW w:type="dxa" w:w="1188"/>
             <w:tcBorders>
               <w:top w:val="single" w:color="BBBBBB" w:sz="1"/>
               <w:left w:val="single" w:color="BBBBBB" w:sz="1"/>
@@ -10752,7 +10752,7 @@
         </w:tc>
         <w:tc>
           <w:tcPr>
-            <w:tcW w:type="dxa" w:w="2642"/>
+            <w:tcW w:type="dxa" w:w="2453"/>
             <w:tcBorders>
               <w:top w:val="single" w:color="BBBBBB" w:sz="1"/>
               <w:left w:val="single" w:color="BBBBBB" w:sz="1"/>
@@ -10774,7 +10774,7 @@
         </w:tc>
         <w:tc>
           <w:tcPr>
-            <w:tcW w:type="dxa" w:w="2342"/>
+            <w:tcW w:type="dxa" w:w="2173"/>
             <w:tcBorders>
               <w:top w:val="single" w:color="BBBBBB" w:sz="1"/>
               <w:left w:val="single" w:color="BBBBBB" w:sz="1"/>
@@ -10796,7 +10796,7 @@
         </w:tc>
         <w:tc>
           <w:tcPr>
-            <w:tcW w:type="dxa" w:w="1590"/>
+            <w:tcW w:type="dxa" w:w="1470"/>
             <w:tcBorders>
               <w:top w:val="single" w:color="BBBBBB" w:sz="1"/>
               <w:left w:val="single" w:color="BBBBBB" w:sz="1"/>
@@ -10818,7 +10818,7 @@
         </w:tc>
         <w:tc>
           <w:tcPr>
-            <w:tcW w:type="dxa" w:w="748"/>
+            <w:tcW w:type="dxa" w:w="1328"/>
             <w:tcBorders>
               <w:top w:val="single" w:color="BBBBBB" w:sz="1"/>
               <w:left w:val="single" w:color="BBBBBB" w:sz="1"/>
@@ -10845,7 +10845,7 @@
         </w:trPr>
         <w:tc>
           <w:tcPr>
-            <w:tcW w:type="dxa" w:w="1290"/>
+            <w:tcW w:type="dxa" w:w="1188"/>
             <w:tcBorders>
               <w:top w:val="single" w:color="BBBBBB" w:sz="1"/>
               <w:left w:val="single" w:color="BBBBBB" w:sz="1"/>
@@ -10889,7 +10889,7 @@
         </w:tc>
         <w:tc>
           <w:tcPr>
-            <w:tcW w:type="dxa" w:w="2642"/>
+            <w:tcW w:type="dxa" w:w="2453"/>
             <w:tcBorders>
               <w:top w:val="single" w:color="BBBBBB" w:sz="1"/>
               <w:left w:val="single" w:color="BBBBBB" w:sz="1"/>
@@ -10911,7 +10911,7 @@
         </w:tc>
         <w:tc>
           <w:tcPr>
-            <w:tcW w:type="dxa" w:w="2342"/>
+            <w:tcW w:type="dxa" w:w="2173"/>
             <w:tcBorders>
               <w:top w:val="single" w:color="BBBBBB" w:sz="1"/>
               <w:left w:val="single" w:color="BBBBBB" w:sz="1"/>
@@ -10933,7 +10933,7 @@
         </w:tc>
         <w:tc>
           <w:tcPr>
-            <w:tcW w:type="dxa" w:w="1590"/>
+            <w:tcW w:type="dxa" w:w="1470"/>
             <w:tcBorders>
               <w:top w:val="single" w:color="BBBBBB" w:sz="1"/>
               <w:left w:val="single" w:color="BBBBBB" w:sz="1"/>
@@ -10955,7 +10955,7 @@
         </w:tc>
         <w:tc>
           <w:tcPr>
-            <w:tcW w:type="dxa" w:w="748"/>
+            <w:tcW w:type="dxa" w:w="1328"/>
             <w:tcBorders>
               <w:top w:val="single" w:color="BBBBBB" w:sz="1"/>
               <w:left w:val="single" w:color="BBBBBB" w:sz="1"/>
@@ -10982,7 +10982,7 @@
         </w:trPr>
         <w:tc>
           <w:tcPr>
-            <w:tcW w:type="dxa" w:w="1290"/>
+            <w:tcW w:type="dxa" w:w="1188"/>
             <w:tcBorders>
               <w:top w:val="single" w:color="BBBBBB" w:sz="1"/>
               <w:left w:val="single" w:color="BBBBBB" w:sz="1"/>
@@ -11026,7 +11026,7 @@
         </w:tc>
         <w:tc>
           <w:tcPr>
-            <w:tcW w:type="dxa" w:w="2642"/>
+            <w:tcW w:type="dxa" w:w="2453"/>
             <w:tcBorders>
               <w:top w:val="single" w:color="BBBBBB" w:sz="1"/>
               <w:left w:val="single" w:color="BBBBBB" w:sz="1"/>
@@ -11048,7 +11048,7 @@
         </w:tc>
         <w:tc>
           <w:tcPr>
-            <w:tcW w:type="dxa" w:w="2342"/>
+            <w:tcW w:type="dxa" w:w="2173"/>
             <w:tcBorders>
               <w:top w:val="single" w:color="BBBBBB" w:sz="1"/>
               <w:left w:val="single" w:color="BBBBBB" w:sz="1"/>
@@ -11070,7 +11070,7 @@
         </w:tc>
         <w:tc>
           <w:tcPr>
-            <w:tcW w:type="dxa" w:w="1590"/>
+            <w:tcW w:type="dxa" w:w="1470"/>
             <w:tcBorders>
               <w:top w:val="single" w:color="BBBBBB" w:sz="1"/>
               <w:left w:val="single" w:color="BBBBBB" w:sz="1"/>
@@ -11092,7 +11092,7 @@
         </w:tc>
         <w:tc>
           <w:tcPr>
-            <w:tcW w:type="dxa" w:w="748"/>
+            <w:tcW w:type="dxa" w:w="1328"/>
             <w:tcBorders>
               <w:top w:val="single" w:color="BBBBBB" w:sz="1"/>
               <w:left w:val="single" w:color="BBBBBB" w:sz="1"/>
@@ -11119,7 +11119,7 @@
         </w:trPr>
         <w:tc>
           <w:tcPr>
-            <w:tcW w:type="dxa" w:w="1290"/>
+            <w:tcW w:type="dxa" w:w="1188"/>
             <w:tcBorders>
               <w:top w:val="single" w:color="BBBBBB" w:sz="1"/>
               <w:left w:val="single" w:color="BBBBBB" w:sz="1"/>
@@ -11163,7 +11163,7 @@
         </w:tc>
         <w:tc>
           <w:tcPr>
-            <w:tcW w:type="dxa" w:w="2642"/>
+            <w:tcW w:type="dxa" w:w="2453"/>
             <w:tcBorders>
               <w:top w:val="single" w:color="BBBBBB" w:sz="1"/>
               <w:left w:val="single" w:color="BBBBBB" w:sz="1"/>
@@ -11185,7 +11185,7 @@
         </w:tc>
         <w:tc>
           <w:tcPr>
-            <w:tcW w:type="dxa" w:w="2342"/>
+            <w:tcW w:type="dxa" w:w="2173"/>
             <w:tcBorders>
               <w:top w:val="single" w:color="BBBBBB" w:sz="1"/>
               <w:left w:val="single" w:color="BBBBBB" w:sz="1"/>
@@ -11207,7 +11207,7 @@
         </w:tc>
         <w:tc>
           <w:tcPr>
-            <w:tcW w:type="dxa" w:w="1590"/>
+            <w:tcW w:type="dxa" w:w="1470"/>
             <w:tcBorders>
               <w:top w:val="single" w:color="BBBBBB" w:sz="1"/>
               <w:left w:val="single" w:color="BBBBBB" w:sz="1"/>
@@ -11229,7 +11229,7 @@
         </w:tc>
         <w:tc>
           <w:tcPr>
-            <w:tcW w:type="dxa" w:w="748"/>
+            <w:tcW w:type="dxa" w:w="1328"/>
             <w:tcBorders>
               <w:top w:val="single" w:color="BBBBBB" w:sz="1"/>
               <w:left w:val="single" w:color="BBBBBB" w:sz="1"/>
@@ -11256,7 +11256,7 @@
         </w:trPr>
         <w:tc>
           <w:tcPr>
-            <w:tcW w:type="dxa" w:w="1290"/>
+            <w:tcW w:type="dxa" w:w="1188"/>
             <w:tcBorders>
               <w:top w:val="single" w:color="BBBBBB" w:sz="1"/>
               <w:left w:val="single" w:color="BBBBBB" w:sz="1"/>
@@ -11300,7 +11300,7 @@
         </w:tc>
         <w:tc>
           <w:tcPr>
-            <w:tcW w:type="dxa" w:w="2642"/>
+            <w:tcW w:type="dxa" w:w="2453"/>
             <w:tcBorders>
               <w:top w:val="single" w:color="BBBBBB" w:sz="1"/>
               <w:left w:val="single" w:color="BBBBBB" w:sz="1"/>
@@ -11322,7 +11322,7 @@
         </w:tc>
         <w:tc>
           <w:tcPr>
-            <w:tcW w:type="dxa" w:w="2342"/>
+            <w:tcW w:type="dxa" w:w="2173"/>
             <w:tcBorders>
               <w:top w:val="single" w:color="BBBBBB" w:sz="1"/>
               <w:left w:val="single" w:color="BBBBBB" w:sz="1"/>
@@ -11344,7 +11344,7 @@
         </w:tc>
         <w:tc>
           <w:tcPr>
-            <w:tcW w:type="dxa" w:w="1590"/>
+            <w:tcW w:type="dxa" w:w="1470"/>
             <w:tcBorders>
               <w:top w:val="single" w:color="BBBBBB" w:sz="1"/>
               <w:left w:val="single" w:color="BBBBBB" w:sz="1"/>
@@ -11366,7 +11366,7 @@
         </w:tc>
         <w:tc>
           <w:tcPr>
-            <w:tcW w:type="dxa" w:w="748"/>
+            <w:tcW w:type="dxa" w:w="1328"/>
             <w:tcBorders>
               <w:top w:val="single" w:color="BBBBBB" w:sz="1"/>
               <w:left w:val="single" w:color="BBBBBB" w:sz="1"/>
@@ -11393,7 +11393,7 @@
         </w:trPr>
         <w:tc>
           <w:tcPr>
-            <w:tcW w:type="dxa" w:w="1290"/>
+            <w:tcW w:type="dxa" w:w="1188"/>
             <w:tcBorders>
               <w:top w:val="single" w:color="BBBBBB" w:sz="1"/>
               <w:left w:val="single" w:color="BBBBBB" w:sz="1"/>
@@ -11437,7 +11437,7 @@
         </w:tc>
         <w:tc>
           <w:tcPr>
-            <w:tcW w:type="dxa" w:w="2642"/>
+            <w:tcW w:type="dxa" w:w="2453"/>
             <w:tcBorders>
               <w:top w:val="single" w:color="BBBBBB" w:sz="1"/>
               <w:left w:val="single" w:color="BBBBBB" w:sz="1"/>
@@ -11459,7 +11459,7 @@
         </w:tc>
         <w:tc>
           <w:tcPr>
-            <w:tcW w:type="dxa" w:w="2342"/>
+            <w:tcW w:type="dxa" w:w="2173"/>
             <w:tcBorders>
               <w:top w:val="single" w:color="BBBBBB" w:sz="1"/>
               <w:left w:val="single" w:color="BBBBBB" w:sz="1"/>
@@ -11481,7 +11481,7 @@
         </w:tc>
         <w:tc>
           <w:tcPr>
-            <w:tcW w:type="dxa" w:w="1590"/>
+            <w:tcW w:type="dxa" w:w="1470"/>
             <w:tcBorders>
               <w:top w:val="single" w:color="BBBBBB" w:sz="1"/>
               <w:left w:val="single" w:color="BBBBBB" w:sz="1"/>
@@ -11503,23 +11503,23 @@
         </w:tc>
         <w:tc>
           <w:tcPr>
-            <w:tcW w:type="dxa" w:w="748"/>
-            <w:tcBorders>
-              <w:top w:val="single" w:color="BBBBBB" w:sz="1"/>
-              <w:left w:val="single" w:color="BBBBBB" w:sz="1"/>
-              <w:bottom w:val="single" w:color="BBBBBB" w:sz="1"/>
-              <w:right w:val="single" w:color="BBBBBB" w:sz="1"/>
-            </w:tcBorders>
-            <w:tcMar>
-              <w:top w:type="dxa" w:w="60"/>
-              <w:left w:type="dxa" w:w="100"/>
-              <w:bottom w:type="dxa" w:w="60"/>
-              <w:right w:type="dxa" w:w="100"/>
-            </w:tcMar>
-          </w:tcPr>
-          <w:p>
-            <w:r>
-              <w:t xml:space="preserve">未启动</w:t>
+            <w:tcW w:type="dxa" w:w="1328"/>
+            <w:tcBorders>
+              <w:top w:val="single" w:color="BBBBBB" w:sz="1"/>
+              <w:left w:val="single" w:color="BBBBBB" w:sz="1"/>
+              <w:bottom w:val="single" w:color="BBBBBB" w:sz="1"/>
+              <w:right w:val="single" w:color="BBBBBB" w:sz="1"/>
+            </w:tcBorders>
+            <w:tcMar>
+              <w:top w:type="dxa" w:w="60"/>
+              <w:left w:type="dxa" w:w="100"/>
+              <w:bottom w:type="dxa" w:w="60"/>
+              <w:right w:type="dxa" w:w="100"/>
+            </w:tcMar>
+          </w:tcPr>
+          <w:p>
+            <w:r>
+              <w:t xml:space="preserve">已关闭 v0.11</w:t>
             </w:r>
           </w:p>
         </w:tc>
@@ -11530,7 +11530,7 @@
         </w:trPr>
         <w:tc>
           <w:tcPr>
-            <w:tcW w:type="dxa" w:w="1290"/>
+            <w:tcW w:type="dxa" w:w="1188"/>
             <w:tcBorders>
               <w:top w:val="single" w:color="BBBBBB" w:sz="1"/>
               <w:left w:val="single" w:color="BBBBBB" w:sz="1"/>
@@ -11574,7 +11574,7 @@
         </w:tc>
         <w:tc>
           <w:tcPr>
-            <w:tcW w:type="dxa" w:w="2642"/>
+            <w:tcW w:type="dxa" w:w="2453"/>
             <w:tcBorders>
               <w:top w:val="single" w:color="BBBBBB" w:sz="1"/>
               <w:left w:val="single" w:color="BBBBBB" w:sz="1"/>
@@ -11596,7 +11596,7 @@
         </w:tc>
         <w:tc>
           <w:tcPr>
-            <w:tcW w:type="dxa" w:w="2342"/>
+            <w:tcW w:type="dxa" w:w="2173"/>
             <w:tcBorders>
               <w:top w:val="single" w:color="BBBBBB" w:sz="1"/>
               <w:left w:val="single" w:color="BBBBBB" w:sz="1"/>
@@ -11618,7 +11618,7 @@
         </w:tc>
         <w:tc>
           <w:tcPr>
-            <w:tcW w:type="dxa" w:w="1590"/>
+            <w:tcW w:type="dxa" w:w="1470"/>
             <w:tcBorders>
               <w:top w:val="single" w:color="BBBBBB" w:sz="1"/>
               <w:left w:val="single" w:color="BBBBBB" w:sz="1"/>
@@ -11640,7 +11640,7 @@
         </w:tc>
         <w:tc>
           <w:tcPr>
-            <w:tcW w:type="dxa" w:w="748"/>
+            <w:tcW w:type="dxa" w:w="1328"/>
             <w:tcBorders>
               <w:top w:val="single" w:color="BBBBBB" w:sz="1"/>
               <w:left w:val="single" w:color="BBBBBB" w:sz="1"/>
@@ -11667,7 +11667,7 @@
         </w:trPr>
         <w:tc>
           <w:tcPr>
-            <w:tcW w:type="dxa" w:w="1290"/>
+            <w:tcW w:type="dxa" w:w="1188"/>
             <w:tcBorders>
               <w:top w:val="single" w:color="BBBBBB" w:sz="1"/>
               <w:left w:val="single" w:color="BBBBBB" w:sz="1"/>
@@ -11711,7 +11711,7 @@
         </w:tc>
         <w:tc>
           <w:tcPr>
-            <w:tcW w:type="dxa" w:w="2642"/>
+            <w:tcW w:type="dxa" w:w="2453"/>
             <w:tcBorders>
               <w:top w:val="single" w:color="BBBBBB" w:sz="1"/>
               <w:left w:val="single" w:color="BBBBBB" w:sz="1"/>
@@ -11733,7 +11733,7 @@
         </w:tc>
         <w:tc>
           <w:tcPr>
-            <w:tcW w:type="dxa" w:w="2342"/>
+            <w:tcW w:type="dxa" w:w="2173"/>
             <w:tcBorders>
               <w:top w:val="single" w:color="BBBBBB" w:sz="1"/>
               <w:left w:val="single" w:color="BBBBBB" w:sz="1"/>
@@ -11755,7 +11755,7 @@
         </w:tc>
         <w:tc>
           <w:tcPr>
-            <w:tcW w:type="dxa" w:w="1590"/>
+            <w:tcW w:type="dxa" w:w="1470"/>
             <w:tcBorders>
               <w:top w:val="single" w:color="BBBBBB" w:sz="1"/>
               <w:left w:val="single" w:color="BBBBBB" w:sz="1"/>
@@ -11777,7 +11777,7 @@
         </w:tc>
         <w:tc>
           <w:tcPr>
-            <w:tcW w:type="dxa" w:w="748"/>
+            <w:tcW w:type="dxa" w:w="1328"/>
             <w:tcBorders>
               <w:top w:val="single" w:color="BBBBBB" w:sz="1"/>
               <w:left w:val="single" w:color="BBBBBB" w:sz="1"/>
@@ -11804,7 +11804,7 @@
         </w:trPr>
         <w:tc>
           <w:tcPr>
-            <w:tcW w:type="dxa" w:w="1290"/>
+            <w:tcW w:type="dxa" w:w="1188"/>
             <w:tcBorders>
               <w:top w:val="single" w:color="BBBBBB" w:sz="1"/>
               <w:left w:val="single" w:color="BBBBBB" w:sz="1"/>
@@ -11848,7 +11848,7 @@
         </w:tc>
         <w:tc>
           <w:tcPr>
-            <w:tcW w:type="dxa" w:w="2642"/>
+            <w:tcW w:type="dxa" w:w="2453"/>
             <w:tcBorders>
               <w:top w:val="single" w:color="BBBBBB" w:sz="1"/>
               <w:left w:val="single" w:color="BBBBBB" w:sz="1"/>
@@ -11870,7 +11870,7 @@
         </w:tc>
         <w:tc>
           <w:tcPr>
-            <w:tcW w:type="dxa" w:w="2342"/>
+            <w:tcW w:type="dxa" w:w="2173"/>
             <w:tcBorders>
               <w:top w:val="single" w:color="BBBBBB" w:sz="1"/>
               <w:left w:val="single" w:color="BBBBBB" w:sz="1"/>
@@ -11892,7 +11892,7 @@
         </w:tc>
         <w:tc>
           <w:tcPr>
-            <w:tcW w:type="dxa" w:w="1590"/>
+            <w:tcW w:type="dxa" w:w="1470"/>
             <w:tcBorders>
               <w:top w:val="single" w:color="BBBBBB" w:sz="1"/>
               <w:left w:val="single" w:color="BBBBBB" w:sz="1"/>
@@ -11914,7 +11914,7 @@
         </w:tc>
         <w:tc>
           <w:tcPr>
-            <w:tcW w:type="dxa" w:w="748"/>
+            <w:tcW w:type="dxa" w:w="1328"/>
             <w:tcBorders>
               <w:top w:val="single" w:color="BBBBBB" w:sz="1"/>
               <w:left w:val="single" w:color="BBBBBB" w:sz="1"/>
@@ -11941,7 +11941,7 @@
         </w:trPr>
         <w:tc>
           <w:tcPr>
-            <w:tcW w:type="dxa" w:w="1290"/>
+            <w:tcW w:type="dxa" w:w="1188"/>
             <w:tcBorders>
               <w:top w:val="single" w:color="BBBBBB" w:sz="1"/>
               <w:left w:val="single" w:color="BBBBBB" w:sz="1"/>
@@ -11985,7 +11985,7 @@
         </w:tc>
         <w:tc>
           <w:tcPr>
-            <w:tcW w:type="dxa" w:w="2642"/>
+            <w:tcW w:type="dxa" w:w="2453"/>
             <w:tcBorders>
               <w:top w:val="single" w:color="BBBBBB" w:sz="1"/>
               <w:left w:val="single" w:color="BBBBBB" w:sz="1"/>
@@ -12007,7 +12007,7 @@
         </w:tc>
         <w:tc>
           <w:tcPr>
-            <w:tcW w:type="dxa" w:w="2342"/>
+            <w:tcW w:type="dxa" w:w="2173"/>
             <w:tcBorders>
               <w:top w:val="single" w:color="BBBBBB" w:sz="1"/>
               <w:left w:val="single" w:color="BBBBBB" w:sz="1"/>
@@ -12029,7 +12029,7 @@
         </w:tc>
         <w:tc>
           <w:tcPr>
-            <w:tcW w:type="dxa" w:w="1590"/>
+            <w:tcW w:type="dxa" w:w="1470"/>
             <w:tcBorders>
               <w:top w:val="single" w:color="BBBBBB" w:sz="1"/>
               <w:left w:val="single" w:color="BBBBBB" w:sz="1"/>
@@ -12051,7 +12051,7 @@
         </w:tc>
         <w:tc>
           <w:tcPr>
-            <w:tcW w:type="dxa" w:w="748"/>
+            <w:tcW w:type="dxa" w:w="1328"/>
             <w:tcBorders>
               <w:top w:val="single" w:color="BBBBBB" w:sz="1"/>
               <w:left w:val="single" w:color="BBBBBB" w:sz="1"/>
@@ -12078,7 +12078,7 @@
         </w:trPr>
         <w:tc>
           <w:tcPr>
-            <w:tcW w:type="dxa" w:w="1290"/>
+            <w:tcW w:type="dxa" w:w="1188"/>
             <w:tcBorders>
               <w:top w:val="single" w:color="BBBBBB" w:sz="1"/>
               <w:left w:val="single" w:color="BBBBBB" w:sz="1"/>
@@ -12122,7 +12122,7 @@
         </w:tc>
         <w:tc>
           <w:tcPr>
-            <w:tcW w:type="dxa" w:w="2642"/>
+            <w:tcW w:type="dxa" w:w="2453"/>
             <w:tcBorders>
               <w:top w:val="single" w:color="BBBBBB" w:sz="1"/>
               <w:left w:val="single" w:color="BBBBBB" w:sz="1"/>
@@ -12144,7 +12144,7 @@
         </w:tc>
         <w:tc>
           <w:tcPr>
-            <w:tcW w:type="dxa" w:w="2342"/>
+            <w:tcW w:type="dxa" w:w="2173"/>
             <w:tcBorders>
               <w:top w:val="single" w:color="BBBBBB" w:sz="1"/>
               <w:left w:val="single" w:color="BBBBBB" w:sz="1"/>
@@ -12166,7 +12166,7 @@
         </w:tc>
         <w:tc>
           <w:tcPr>
-            <w:tcW w:type="dxa" w:w="1590"/>
+            <w:tcW w:type="dxa" w:w="1470"/>
             <w:tcBorders>
               <w:top w:val="single" w:color="BBBBBB" w:sz="1"/>
               <w:left w:val="single" w:color="BBBBBB" w:sz="1"/>
@@ -12188,23 +12188,23 @@
         </w:tc>
         <w:tc>
           <w:tcPr>
-            <w:tcW w:type="dxa" w:w="748"/>
-            <w:tcBorders>
-              <w:top w:val="single" w:color="BBBBBB" w:sz="1"/>
-              <w:left w:val="single" w:color="BBBBBB" w:sz="1"/>
-              <w:bottom w:val="single" w:color="BBBBBB" w:sz="1"/>
-              <w:right w:val="single" w:color="BBBBBB" w:sz="1"/>
-            </w:tcBorders>
-            <w:tcMar>
-              <w:top w:type="dxa" w:w="60"/>
-              <w:left w:type="dxa" w:w="100"/>
-              <w:bottom w:type="dxa" w:w="60"/>
-              <w:right w:type="dxa" w:w="100"/>
-            </w:tcMar>
-          </w:tcPr>
-          <w:p>
-            <w:r>
-              <w:t xml:space="preserve">未启动</w:t>
+            <w:tcW w:type="dxa" w:w="1328"/>
+            <w:tcBorders>
+              <w:top w:val="single" w:color="BBBBBB" w:sz="1"/>
+              <w:left w:val="single" w:color="BBBBBB" w:sz="1"/>
+              <w:bottom w:val="single" w:color="BBBBBB" w:sz="1"/>
+              <w:right w:val="single" w:color="BBBBBB" w:sz="1"/>
+            </w:tcBorders>
+            <w:tcMar>
+              <w:top w:type="dxa" w:w="60"/>
+              <w:left w:type="dxa" w:w="100"/>
+              <w:bottom w:type="dxa" w:w="60"/>
+              <w:right w:type="dxa" w:w="100"/>
+            </w:tcMar>
+          </w:tcPr>
+          <w:p>
+            <w:r>
+              <w:t xml:space="preserve">已关闭 v0.11</w:t>
             </w:r>
           </w:p>
         </w:tc>
@@ -12215,7 +12215,7 @@
         </w:trPr>
         <w:tc>
           <w:tcPr>
-            <w:tcW w:type="dxa" w:w="1290"/>
+            <w:tcW w:type="dxa" w:w="1188"/>
             <w:tcBorders>
               <w:top w:val="single" w:color="BBBBBB" w:sz="1"/>
               <w:left w:val="single" w:color="BBBBBB" w:sz="1"/>
@@ -12259,7 +12259,7 @@
         </w:tc>
         <w:tc>
           <w:tcPr>
-            <w:tcW w:type="dxa" w:w="2642"/>
+            <w:tcW w:type="dxa" w:w="2453"/>
             <w:tcBorders>
               <w:top w:val="single" w:color="BBBBBB" w:sz="1"/>
               <w:left w:val="single" w:color="BBBBBB" w:sz="1"/>
@@ -12281,7 +12281,7 @@
         </w:tc>
         <w:tc>
           <w:tcPr>
-            <w:tcW w:type="dxa" w:w="2342"/>
+            <w:tcW w:type="dxa" w:w="2173"/>
             <w:tcBorders>
               <w:top w:val="single" w:color="BBBBBB" w:sz="1"/>
               <w:left w:val="single" w:color="BBBBBB" w:sz="1"/>
@@ -12303,7 +12303,7 @@
         </w:tc>
         <w:tc>
           <w:tcPr>
-            <w:tcW w:type="dxa" w:w="1590"/>
+            <w:tcW w:type="dxa" w:w="1470"/>
             <w:tcBorders>
               <w:top w:val="single" w:color="BBBBBB" w:sz="1"/>
               <w:left w:val="single" w:color="BBBBBB" w:sz="1"/>
@@ -12325,7 +12325,7 @@
         </w:tc>
         <w:tc>
           <w:tcPr>
-            <w:tcW w:type="dxa" w:w="748"/>
+            <w:tcW w:type="dxa" w:w="1328"/>
             <w:tcBorders>
               <w:top w:val="single" w:color="BBBBBB" w:sz="1"/>
               <w:left w:val="single" w:color="BBBBBB" w:sz="1"/>
@@ -12352,7 +12352,7 @@
         </w:trPr>
         <w:tc>
           <w:tcPr>
-            <w:tcW w:type="dxa" w:w="1290"/>
+            <w:tcW w:type="dxa" w:w="1188"/>
             <w:tcBorders>
               <w:top w:val="single" w:color="BBBBBB" w:sz="1"/>
               <w:left w:val="single" w:color="BBBBBB" w:sz="1"/>
@@ -12396,7 +12396,7 @@
         </w:tc>
         <w:tc>
           <w:tcPr>
-            <w:tcW w:type="dxa" w:w="2642"/>
+            <w:tcW w:type="dxa" w:w="2453"/>
             <w:tcBorders>
               <w:top w:val="single" w:color="BBBBBB" w:sz="1"/>
               <w:left w:val="single" w:color="BBBBBB" w:sz="1"/>
@@ -12418,7 +12418,7 @@
         </w:tc>
         <w:tc>
           <w:tcPr>
-            <w:tcW w:type="dxa" w:w="2342"/>
+            <w:tcW w:type="dxa" w:w="2173"/>
             <w:tcBorders>
               <w:top w:val="single" w:color="BBBBBB" w:sz="1"/>
               <w:left w:val="single" w:color="BBBBBB" w:sz="1"/>
@@ -12440,7 +12440,7 @@
         </w:tc>
         <w:tc>
           <w:tcPr>
-            <w:tcW w:type="dxa" w:w="1590"/>
+            <w:tcW w:type="dxa" w:w="1470"/>
             <w:tcBorders>
               <w:top w:val="single" w:color="BBBBBB" w:sz="1"/>
               <w:left w:val="single" w:color="BBBBBB" w:sz="1"/>
@@ -12462,29 +12462,1098 @@
         </w:tc>
         <w:tc>
           <w:tcPr>
-            <w:tcW w:type="dxa" w:w="748"/>
-            <w:tcBorders>
-              <w:top w:val="single" w:color="BBBBBB" w:sz="1"/>
-              <w:left w:val="single" w:color="BBBBBB" w:sz="1"/>
-              <w:bottom w:val="single" w:color="BBBBBB" w:sz="1"/>
-              <w:right w:val="single" w:color="BBBBBB" w:sz="1"/>
-            </w:tcBorders>
-            <w:tcMar>
-              <w:top w:type="dxa" w:w="60"/>
-              <w:left w:type="dxa" w:w="100"/>
-              <w:bottom w:type="dxa" w:w="60"/>
-              <w:right w:type="dxa" w:w="100"/>
-            </w:tcMar>
-          </w:tcPr>
-          <w:p>
-            <w:r>
-              <w:t xml:space="preserve">未启动</w:t>
+            <w:tcW w:type="dxa" w:w="1328"/>
+            <w:tcBorders>
+              <w:top w:val="single" w:color="BBBBBB" w:sz="1"/>
+              <w:left w:val="single" w:color="BBBBBB" w:sz="1"/>
+              <w:bottom w:val="single" w:color="BBBBBB" w:sz="1"/>
+              <w:right w:val="single" w:color="BBBBBB" w:sz="1"/>
+            </w:tcBorders>
+            <w:tcMar>
+              <w:top w:type="dxa" w:w="60"/>
+              <w:left w:type="dxa" w:w="100"/>
+              <w:bottom w:type="dxa" w:w="60"/>
+              <w:right w:type="dxa" w:w="100"/>
+            </w:tcMar>
+          </w:tcPr>
+          <w:p>
+            <w:r>
+              <w:t xml:space="preserve">已关闭 v0.11</w:t>
             </w:r>
           </w:p>
         </w:tc>
       </w:tr>
     </w:tbl>
     <w:p/>
+    <w:p/>
+    <w:p>
+      <w:pPr>
+        <w:pStyle w:val="Heading2"/>
+      </w:pPr>
+      <w:r>
+        <w:t xml:space="preserve">附录 C E0 关闭记录（2026-08-04，v0.11）</w:t>
+      </w:r>
+    </w:p>
+    <w:p/>
+    <w:p>
+      <w:r>
+        <w:t xml:space="preserve">E0「稳定性与可测性收口」六条 Gap 全部按破坏性验收关闭。**关闭纪律：代码合入不算，</w:t>
+      </w:r>
+    </w:p>
+    <w:p>
+      <w:r>
+        <w:t xml:space="preserve">以下每条都实际制造了失效并确认了正确行为。**</w:t>
+      </w:r>
+    </w:p>
+    <w:p/>
+    <w:tbl>
+      <w:tblPr>
+        <w:tblW w:type="dxa" w:w="9360"/>
+        <w:tblBorders>
+          <w:top w:val="single" w:color="auto" w:sz="4"/>
+          <w:left w:val="single" w:color="auto" w:sz="4"/>
+          <w:bottom w:val="single" w:color="auto" w:sz="4"/>
+          <w:right w:val="single" w:color="auto" w:sz="4"/>
+          <w:insideH w:val="single" w:color="auto" w:sz="4"/>
+          <w:insideV w:val="single" w:color="auto" w:sz="4"/>
+        </w:tblBorders>
+      </w:tblPr>
+      <w:tblGrid>
+        <w:gridCol w:w="748"/>
+        <w:gridCol w:w="3597"/>
+        <w:gridCol w:w="5015"/>
+      </w:tblGrid>
+      <w:tr>
+        <w:trPr>
+          <w:tblHeader/>
+        </w:trPr>
+        <w:tc>
+          <w:tcPr>
+            <w:tcW w:type="dxa" w:w="748"/>
+            <w:tcBorders>
+              <w:top w:val="single" w:color="BBBBBB" w:sz="1"/>
+              <w:left w:val="single" w:color="BBBBBB" w:sz="1"/>
+              <w:bottom w:val="single" w:color="BBBBBB" w:sz="1"/>
+              <w:right w:val="single" w:color="BBBBBB" w:sz="1"/>
+            </w:tcBorders>
+            <w:shd w:fill="D5E8F0" w:color="auto" w:val="clear"/>
+            <w:tcMar>
+              <w:top w:type="dxa" w:w="60"/>
+              <w:left w:type="dxa" w:w="100"/>
+              <w:bottom w:type="dxa" w:w="60"/>
+              <w:right w:type="dxa" w:w="100"/>
+            </w:tcMar>
+          </w:tcPr>
+          <w:p>
+            <w:r>
+              <w:rPr>
+                <w:b/>
+                <w:bCs/>
+              </w:rPr>
+              <w:t xml:space="preserve">Gap</w:t>
+            </w:r>
+          </w:p>
+        </w:tc>
+        <w:tc>
+          <w:tcPr>
+            <w:tcW w:type="dxa" w:w="3597"/>
+            <w:tcBorders>
+              <w:top w:val="single" w:color="BBBBBB" w:sz="1"/>
+              <w:left w:val="single" w:color="BBBBBB" w:sz="1"/>
+              <w:bottom w:val="single" w:color="BBBBBB" w:sz="1"/>
+              <w:right w:val="single" w:color="BBBBBB" w:sz="1"/>
+            </w:tcBorders>
+            <w:shd w:fill="D5E8F0" w:color="auto" w:val="clear"/>
+            <w:tcMar>
+              <w:top w:type="dxa" w:w="60"/>
+              <w:left w:type="dxa" w:w="100"/>
+              <w:bottom w:type="dxa" w:w="60"/>
+              <w:right w:type="dxa" w:w="100"/>
+            </w:tcMar>
+          </w:tcPr>
+          <w:p>
+            <w:r>
+              <w:rPr>
+                <w:b/>
+                <w:bCs/>
+              </w:rPr>
+              <w:t xml:space="preserve">破坏性验收执行方式</w:t>
+            </w:r>
+          </w:p>
+        </w:tc>
+        <w:tc>
+          <w:tcPr>
+            <w:tcW w:type="dxa" w:w="5015"/>
+            <w:tcBorders>
+              <w:top w:val="single" w:color="BBBBBB" w:sz="1"/>
+              <w:left w:val="single" w:color="BBBBBB" w:sz="1"/>
+              <w:bottom w:val="single" w:color="BBBBBB" w:sz="1"/>
+              <w:right w:val="single" w:color="BBBBBB" w:sz="1"/>
+            </w:tcBorders>
+            <w:shd w:fill="D5E8F0" w:color="auto" w:val="clear"/>
+            <w:tcMar>
+              <w:top w:type="dxa" w:w="60"/>
+              <w:left w:type="dxa" w:w="100"/>
+              <w:bottom w:type="dxa" w:w="60"/>
+              <w:right w:type="dxa" w:w="100"/>
+            </w:tcMar>
+          </w:tcPr>
+          <w:p>
+            <w:r>
+              <w:rPr>
+                <w:b/>
+                <w:bCs/>
+              </w:rPr>
+              <w:t xml:space="preserve">结果</w:t>
+            </w:r>
+          </w:p>
+        </w:tc>
+      </w:tr>
+      <w:tr>
+        <w:trPr>
+          <w:tblHeader w:val="false"/>
+        </w:trPr>
+        <w:tc>
+          <w:tcPr>
+            <w:tcW w:type="dxa" w:w="748"/>
+            <w:tcBorders>
+              <w:top w:val="single" w:color="BBBBBB" w:sz="1"/>
+              <w:left w:val="single" w:color="BBBBBB" w:sz="1"/>
+              <w:bottom w:val="single" w:color="BBBBBB" w:sz="1"/>
+              <w:right w:val="single" w:color="BBBBBB" w:sz="1"/>
+            </w:tcBorders>
+            <w:tcMar>
+              <w:top w:type="dxa" w:w="60"/>
+              <w:left w:type="dxa" w:w="100"/>
+              <w:bottom w:type="dxa" w:w="60"/>
+              <w:right w:type="dxa" w:w="100"/>
+            </w:tcMar>
+          </w:tcPr>
+          <w:p>
+            <w:r>
+              <w:t xml:space="preserve">G-RUN-1</w:t>
+            </w:r>
+          </w:p>
+        </w:tc>
+        <w:tc>
+          <w:tcPr>
+            <w:tcW w:type="dxa" w:w="3597"/>
+            <w:tcBorders>
+              <w:top w:val="single" w:color="BBBBBB" w:sz="1"/>
+              <w:left w:val="single" w:color="BBBBBB" w:sz="1"/>
+              <w:bottom w:val="single" w:color="BBBBBB" w:sz="1"/>
+              <w:right w:val="single" w:color="BBBBBB" w:sz="1"/>
+            </w:tcBorders>
+            <w:tcMar>
+              <w:top w:type="dxa" w:w="60"/>
+              <w:left w:type="dxa" w:w="100"/>
+              <w:bottom w:type="dxa" w:w="60"/>
+              <w:right w:type="dxa" w:w="100"/>
+            </w:tcMar>
+          </w:tcPr>
+          <w:p>
+            <w:r>
+              <w:t xml:space="preserve">加载线上包并统计 CDN 请求数</w:t>
+            </w:r>
+          </w:p>
+        </w:tc>
+        <w:tc>
+          <w:tcPr>
+            <w:tcW w:type="dxa" w:w="5015"/>
+            <w:tcBorders>
+              <w:top w:val="single" w:color="BBBBBB" w:sz="1"/>
+              <w:left w:val="single" w:color="BBBBBB" w:sz="1"/>
+              <w:bottom w:val="single" w:color="BBBBBB" w:sz="1"/>
+              <w:right w:val="single" w:color="BBBBBB" w:sz="1"/>
+            </w:tcBorders>
+            <w:tcMar>
+              <w:top w:type="dxa" w:w="60"/>
+              <w:left w:type="dxa" w:w="100"/>
+              <w:bottom w:type="dxa" w:w="60"/>
+              <w:right w:type="dxa" w:w="100"/>
+            </w:tcMar>
+          </w:tcPr>
+          <w:p>
+            <w:r>
+              <w:t xml:space="preserve">0 个 jsdelivr 请求，Three.js 与 OrbitControls 全部来自本地 vendor/</w:t>
+            </w:r>
+          </w:p>
+        </w:tc>
+      </w:tr>
+      <w:tr>
+        <w:trPr>
+          <w:tblHeader w:val="false"/>
+        </w:trPr>
+        <w:tc>
+          <w:tcPr>
+            <w:tcW w:type="dxa" w:w="748"/>
+            <w:tcBorders>
+              <w:top w:val="single" w:color="BBBBBB" w:sz="1"/>
+              <w:left w:val="single" w:color="BBBBBB" w:sz="1"/>
+              <w:bottom w:val="single" w:color="BBBBBB" w:sz="1"/>
+              <w:right w:val="single" w:color="BBBBBB" w:sz="1"/>
+            </w:tcBorders>
+            <w:tcMar>
+              <w:top w:type="dxa" w:w="60"/>
+              <w:left w:type="dxa" w:w="100"/>
+              <w:bottom w:type="dxa" w:w="60"/>
+              <w:right w:type="dxa" w:w="100"/>
+            </w:tcMar>
+          </w:tcPr>
+          <w:p>
+            <w:r>
+              <w:t xml:space="preserve">G-RUN-2</w:t>
+            </w:r>
+          </w:p>
+        </w:tc>
+        <w:tc>
+          <w:tcPr>
+            <w:tcW w:type="dxa" w:w="3597"/>
+            <w:tcBorders>
+              <w:top w:val="single" w:color="BBBBBB" w:sz="1"/>
+              <w:left w:val="single" w:color="BBBBBB" w:sz="1"/>
+              <w:bottom w:val="single" w:color="BBBBBB" w:sz="1"/>
+              <w:right w:val="single" w:color="BBBBBB" w:sz="1"/>
+            </w:tcBorders>
+            <w:tcMar>
+              <w:top w:type="dxa" w:w="60"/>
+              <w:left w:type="dxa" w:w="100"/>
+              <w:bottom w:type="dxa" w:w="60"/>
+              <w:right w:type="dxa" w:w="100"/>
+            </w:tcMar>
+          </w:tcPr>
+          <w:p>
+            <w:r>
+              <w:t xml:space="preserve">篡改 health.js 令 WebGL2 探测恒失败，重新加载</w:t>
+            </w:r>
+          </w:p>
+        </w:tc>
+        <w:tc>
+          <w:tcPr>
+            <w:tcW w:type="dxa" w:w="5015"/>
+            <w:tcBorders>
+              <w:top w:val="single" w:color="BBBBBB" w:sz="1"/>
+              <w:left w:val="single" w:color="BBBBBB" w:sz="1"/>
+              <w:bottom w:val="single" w:color="BBBBBB" w:sz="1"/>
+              <w:right w:val="single" w:color="BBBBBB" w:sz="1"/>
+            </w:tcBorders>
+            <w:tcMar>
+              <w:top w:type="dxa" w:w="60"/>
+              <w:left w:type="dxa" w:w="100"/>
+              <w:bottom w:type="dxa" w:w="60"/>
+              <w:right w:type="dxa" w:w="100"/>
+            </w:tcMar>
+          </w:tcPr>
+          <w:p>
+            <w:r>
+              <w:t xml:space="preserve">出现双语兜底页「无法启动 3D 场景」，准确识别为「只支持 WebGL 1」，给出三条出路与桌面版入口；非黑视口</w:t>
+            </w:r>
+          </w:p>
+        </w:tc>
+      </w:tr>
+      <w:tr>
+        <w:trPr>
+          <w:tblHeader w:val="false"/>
+        </w:trPr>
+        <w:tc>
+          <w:tcPr>
+            <w:tcW w:type="dxa" w:w="748"/>
+            <w:tcBorders>
+              <w:top w:val="single" w:color="BBBBBB" w:sz="1"/>
+              <w:left w:val="single" w:color="BBBBBB" w:sz="1"/>
+              <w:bottom w:val="single" w:color="BBBBBB" w:sz="1"/>
+              <w:right w:val="single" w:color="BBBBBB" w:sz="1"/>
+            </w:tcBorders>
+            <w:tcMar>
+              <w:top w:type="dxa" w:w="60"/>
+              <w:left w:type="dxa" w:w="100"/>
+              <w:bottom w:type="dxa" w:w="60"/>
+              <w:right w:type="dxa" w:w="100"/>
+            </w:tcMar>
+          </w:tcPr>
+          <w:p>
+            <w:r>
+              <w:t xml:space="preserve">G-RUN-3</w:t>
+            </w:r>
+          </w:p>
+        </w:tc>
+        <w:tc>
+          <w:tcPr>
+            <w:tcW w:type="dxa" w:w="3597"/>
+            <w:tcBorders>
+              <w:top w:val="single" w:color="BBBBBB" w:sz="1"/>
+              <w:left w:val="single" w:color="BBBBBB" w:sz="1"/>
+              <w:bottom w:val="single" w:color="BBBBBB" w:sz="1"/>
+              <w:right w:val="single" w:color="BBBBBB" w:sz="1"/>
+            </w:tcBorders>
+            <w:tcMar>
+              <w:top w:type="dxa" w:w="60"/>
+              <w:left w:type="dxa" w:w="100"/>
+              <w:bottom w:type="dxa" w:w="60"/>
+              <w:right w:type="dxa" w:w="100"/>
+            </w:tcMar>
+          </w:tcPr>
+          <w:p>
+            <w:r>
+              <w:t xml:space="preserve">调用 WEBGL_lose_context.loseContext() 真实丢失上下文</w:t>
+            </w:r>
+          </w:p>
+        </w:tc>
+        <w:tc>
+          <w:tcPr>
+            <w:tcW w:type="dxa" w:w="5015"/>
+            <w:tcBorders>
+              <w:top w:val="single" w:color="BBBBBB" w:sz="1"/>
+              <w:left w:val="single" w:color="BBBBBB" w:sz="1"/>
+              <w:bottom w:val="single" w:color="BBBBBB" w:sz="1"/>
+              <w:right w:val="single" w:color="BBBBBB" w:sz="1"/>
+            </w:tcBorders>
+            <w:tcMar>
+              <w:top w:type="dxa" w:w="60"/>
+              <w:left w:type="dxa" w:w="100"/>
+              <w:bottom w:type="dxa" w:w="60"/>
+              <w:right w:type="dxa" w:w="100"/>
+            </w:tcMar>
+          </w:tcPr>
+          <w:p>
+            <w:r>
+              <w:t xml:space="preserve">400ms 内出现「显卡上下文已丢失，3D 画面已停止刷新」浮层；restore 后另有提示；UI 不再假装正常</w:t>
+            </w:r>
+          </w:p>
+        </w:tc>
+      </w:tr>
+      <w:tr>
+        <w:trPr>
+          <w:tblHeader w:val="false"/>
+        </w:trPr>
+        <w:tc>
+          <w:tcPr>
+            <w:tcW w:type="dxa" w:w="748"/>
+            <w:tcBorders>
+              <w:top w:val="single" w:color="BBBBBB" w:sz="1"/>
+              <w:left w:val="single" w:color="BBBBBB" w:sz="1"/>
+              <w:bottom w:val="single" w:color="BBBBBB" w:sz="1"/>
+              <w:right w:val="single" w:color="BBBBBB" w:sz="1"/>
+            </w:tcBorders>
+            <w:tcMar>
+              <w:top w:type="dxa" w:w="60"/>
+              <w:left w:type="dxa" w:w="100"/>
+              <w:bottom w:type="dxa" w:w="60"/>
+              <w:right w:type="dxa" w:w="100"/>
+            </w:tcMar>
+          </w:tcPr>
+          <w:p>
+            <w:r>
+              <w:t xml:space="preserve">G-ENG-2</w:t>
+            </w:r>
+          </w:p>
+        </w:tc>
+        <w:tc>
+          <w:tcPr>
+            <w:tcW w:type="dxa" w:w="3597"/>
+            <w:tcBorders>
+              <w:top w:val="single" w:color="BBBBBB" w:sz="1"/>
+              <w:left w:val="single" w:color="BBBBBB" w:sz="1"/>
+              <w:bottom w:val="single" w:color="BBBBBB" w:sz="1"/>
+              <w:right w:val="single" w:color="BBBBBB" w:sz="1"/>
+            </w:tcBorders>
+            <w:tcMar>
+              <w:top w:type="dxa" w:w="60"/>
+              <w:left w:type="dxa" w:w="100"/>
+              <w:bottom w:type="dxa" w:w="60"/>
+              <w:right w:type="dxa" w:w="100"/>
+            </w:tcMar>
+          </w:tcPr>
+          <w:p>
+            <w:r>
+              <w:t xml:space="preserve">脚本首次运行于既有代码库</w:t>
+            </w:r>
+          </w:p>
+        </w:tc>
+        <w:tc>
+          <w:tcPr>
+            <w:tcW w:type="dxa" w:w="5015"/>
+            <w:tcBorders>
+              <w:top w:val="single" w:color="BBBBBB" w:sz="1"/>
+              <w:left w:val="single" w:color="BBBBBB" w:sz="1"/>
+              <w:bottom w:val="single" w:color="BBBBBB" w:sz="1"/>
+              <w:right w:val="single" w:color="BBBBBB" w:sz="1"/>
+            </w:tcBorders>
+            <w:tcMar>
+              <w:top w:type="dxa" w:w="60"/>
+              <w:left w:type="dxa" w:w="100"/>
+              <w:bottom w:type="dxa" w:w="60"/>
+              <w:right w:type="dxa" w:w="100"/>
+            </w:tcMar>
+          </w:tcPr>
+          <w:p>
+            <w:r>
+              <w:rPr>
+                <w:b/>
+                <w:bCs/>
+              </w:rPr>
+              <w:t xml:space="preserve">抓出 3 处真实断链</w:t>
+            </w:r>
+            <w:r>
+              <w:t xml:space="preserve">：术语 PNR/NDC 引用不存在的 PSS 词条、ULD 引用未独立建条的 CPM。已补建 PSS 词条并改指 LDM</w:t>
+            </w:r>
+          </w:p>
+        </w:tc>
+      </w:tr>
+      <w:tr>
+        <w:trPr>
+          <w:tblHeader w:val="false"/>
+        </w:trPr>
+        <w:tc>
+          <w:tcPr>
+            <w:tcW w:type="dxa" w:w="748"/>
+            <w:tcBorders>
+              <w:top w:val="single" w:color="BBBBBB" w:sz="1"/>
+              <w:left w:val="single" w:color="BBBBBB" w:sz="1"/>
+              <w:bottom w:val="single" w:color="BBBBBB" w:sz="1"/>
+              <w:right w:val="single" w:color="BBBBBB" w:sz="1"/>
+            </w:tcBorders>
+            <w:tcMar>
+              <w:top w:type="dxa" w:w="60"/>
+              <w:left w:type="dxa" w:w="100"/>
+              <w:bottom w:type="dxa" w:w="60"/>
+              <w:right w:type="dxa" w:w="100"/>
+            </w:tcMar>
+          </w:tcPr>
+          <w:p>
+            <w:r>
+              <w:t xml:space="preserve">G-ENG-4</w:t>
+            </w:r>
+          </w:p>
+        </w:tc>
+        <w:tc>
+          <w:tcPr>
+            <w:tcW w:type="dxa" w:w="3597"/>
+            <w:tcBorders>
+              <w:top w:val="single" w:color="BBBBBB" w:sz="1"/>
+              <w:left w:val="single" w:color="BBBBBB" w:sz="1"/>
+              <w:bottom w:val="single" w:color="BBBBBB" w:sz="1"/>
+              <w:right w:val="single" w:color="BBBBBB" w:sz="1"/>
+            </w:tcBorders>
+            <w:tcMar>
+              <w:top w:type="dxa" w:w="60"/>
+              <w:left w:type="dxa" w:w="100"/>
+              <w:bottom w:type="dxa" w:w="60"/>
+              <w:right w:type="dxa" w:w="100"/>
+            </w:tcMar>
+          </w:tcPr>
+          <w:p>
+            <w:r>
+              <w:t xml:space="preserve">建成后首次运行</w:t>
+            </w:r>
+          </w:p>
+        </w:tc>
+        <w:tc>
+          <w:tcPr>
+            <w:tcW w:type="dxa" w:w="5015"/>
+            <w:tcBorders>
+              <w:top w:val="single" w:color="BBBBBB" w:sz="1"/>
+              <w:left w:val="single" w:color="BBBBBB" w:sz="1"/>
+              <w:bottom w:val="single" w:color="BBBBBB" w:sz="1"/>
+              <w:right w:val="single" w:color="BBBBBB" w:sz="1"/>
+            </w:tcBorders>
+            <w:tcMar>
+              <w:top w:type="dxa" w:w="60"/>
+              <w:left w:type="dxa" w:w="100"/>
+              <w:bottom w:type="dxa" w:w="60"/>
+              <w:right w:type="dxa" w:w="100"/>
+            </w:tcMar>
+          </w:tcPr>
+          <w:p>
+            <w:r>
+              <w:rPr>
+                <w:b/>
+                <w:bCs/>
+              </w:rPr>
+              <w:t xml:space="preserve">抓出 2 个真问题</w:t>
+            </w:r>
+            <w:r>
+              <w:t xml:space="preserve">：脚本自身容错缺陷（启动失败后带 undefined 继续执行）、favicon.ico 404。均已修复</w:t>
+            </w:r>
+          </w:p>
+        </w:tc>
+      </w:tr>
+      <w:tr>
+        <w:trPr>
+          <w:tblHeader w:val="false"/>
+        </w:trPr>
+        <w:tc>
+          <w:tcPr>
+            <w:tcW w:type="dxa" w:w="748"/>
+            <w:tcBorders>
+              <w:top w:val="single" w:color="BBBBBB" w:sz="1"/>
+              <w:left w:val="single" w:color="BBBBBB" w:sz="1"/>
+              <w:bottom w:val="single" w:color="BBBBBB" w:sz="1"/>
+              <w:right w:val="single" w:color="BBBBBB" w:sz="1"/>
+            </w:tcBorders>
+            <w:tcMar>
+              <w:top w:type="dxa" w:w="60"/>
+              <w:left w:type="dxa" w:w="100"/>
+              <w:bottom w:type="dxa" w:w="60"/>
+              <w:right w:type="dxa" w:w="100"/>
+            </w:tcMar>
+          </w:tcPr>
+          <w:p>
+            <w:r>
+              <w:t xml:space="preserve">G-DIST-3</w:t>
+            </w:r>
+          </w:p>
+        </w:tc>
+        <w:tc>
+          <w:tcPr>
+            <w:tcW w:type="dxa" w:w="3597"/>
+            <w:tcBorders>
+              <w:top w:val="single" w:color="BBBBBB" w:sz="1"/>
+              <w:left w:val="single" w:color="BBBBBB" w:sz="1"/>
+              <w:bottom w:val="single" w:color="BBBBBB" w:sz="1"/>
+              <w:right w:val="single" w:color="BBBBBB" w:sz="1"/>
+            </w:tcBorders>
+            <w:tcMar>
+              <w:top w:type="dxa" w:w="60"/>
+              <w:left w:type="dxa" w:w="100"/>
+              <w:bottom w:type="dxa" w:w="60"/>
+              <w:right w:type="dxa" w:w="100"/>
+            </w:tcMar>
+          </w:tcPr>
+          <w:p>
+            <w:r>
+              <w:t xml:space="preserve">本地升到 v0.12 但不上传，模拟「忘发布」</w:t>
+            </w:r>
+          </w:p>
+        </w:tc>
+        <w:tc>
+          <w:tcPr>
+            <w:tcW w:type="dxa" w:w="5015"/>
+            <w:tcBorders>
+              <w:top w:val="single" w:color="BBBBBB" w:sz="1"/>
+              <w:left w:val="single" w:color="BBBBBB" w:sz="1"/>
+              <w:bottom w:val="single" w:color="BBBBBB" w:sz="1"/>
+              <w:right w:val="single" w:color="BBBBBB" w:sz="1"/>
+            </w:tcBorders>
+            <w:tcMar>
+              <w:top w:type="dxa" w:w="60"/>
+              <w:left w:type="dxa" w:w="100"/>
+              <w:bottom w:type="dxa" w:w="60"/>
+              <w:right w:type="dxa" w:w="100"/>
+            </w:tcMar>
+          </w:tcPr>
+          <w:p>
+            <w:r>
+              <w:t xml:space="preserve">脚本 exit=1 并报出「版本戳不符：线上 v=0.11，期望 v=0.12」，附可操作原因</w:t>
+            </w:r>
+          </w:p>
+        </w:tc>
+      </w:tr>
+    </w:tbl>
+    <w:p/>
+    <w:p/>
+    <w:p>
+      <w:r>
+        <w:rPr>
+          <w:b/>
+          <w:bCs/>
+        </w:rPr>
+        <w:t xml:space="preserve">E0 出口标准达成</w:t>
+      </w:r>
+      <w:r>
+        <w:t xml:space="preserve">：三条破坏性验收全过 + 发布脚本在真实注入中拦截成功。</w:t>
+      </w:r>
+    </w:p>
+    <w:p/>
+    <w:p>
+      <w:r>
+        <w:t xml:space="preserve">配套交付的脚本（均在 scripts/，npm run 可调）：</w:t>
+      </w:r>
+    </w:p>
+    <w:p/>
+    <w:tbl>
+      <w:tblPr>
+        <w:tblW w:type="dxa" w:w="9360"/>
+        <w:tblBorders>
+          <w:top w:val="single" w:color="auto" w:sz="4"/>
+          <w:left w:val="single" w:color="auto" w:sz="4"/>
+          <w:bottom w:val="single" w:color="auto" w:sz="4"/>
+          <w:right w:val="single" w:color="auto" w:sz="4"/>
+          <w:insideH w:val="single" w:color="auto" w:sz="4"/>
+          <w:insideV w:val="single" w:color="auto" w:sz="4"/>
+        </w:tblBorders>
+      </w:tblPr>
+      <w:tblGrid>
+        <w:gridCol w:w="2552"/>
+        <w:gridCol w:w="4596"/>
+        <w:gridCol w:w="2212"/>
+      </w:tblGrid>
+      <w:tr>
+        <w:trPr>
+          <w:tblHeader/>
+        </w:trPr>
+        <w:tc>
+          <w:tcPr>
+            <w:tcW w:type="dxa" w:w="2552"/>
+            <w:tcBorders>
+              <w:top w:val="single" w:color="BBBBBB" w:sz="1"/>
+              <w:left w:val="single" w:color="BBBBBB" w:sz="1"/>
+              <w:bottom w:val="single" w:color="BBBBBB" w:sz="1"/>
+              <w:right w:val="single" w:color="BBBBBB" w:sz="1"/>
+            </w:tcBorders>
+            <w:shd w:fill="D5E8F0" w:color="auto" w:val="clear"/>
+            <w:tcMar>
+              <w:top w:type="dxa" w:w="60"/>
+              <w:left w:type="dxa" w:w="100"/>
+              <w:bottom w:type="dxa" w:w="60"/>
+              <w:right w:type="dxa" w:w="100"/>
+            </w:tcMar>
+          </w:tcPr>
+          <w:p>
+            <w:r>
+              <w:rPr>
+                <w:b/>
+                <w:bCs/>
+              </w:rPr>
+              <w:t xml:space="preserve">脚本</w:t>
+            </w:r>
+          </w:p>
+        </w:tc>
+        <w:tc>
+          <w:tcPr>
+            <w:tcW w:type="dxa" w:w="4596"/>
+            <w:tcBorders>
+              <w:top w:val="single" w:color="BBBBBB" w:sz="1"/>
+              <w:left w:val="single" w:color="BBBBBB" w:sz="1"/>
+              <w:bottom w:val="single" w:color="BBBBBB" w:sz="1"/>
+              <w:right w:val="single" w:color="BBBBBB" w:sz="1"/>
+            </w:tcBorders>
+            <w:shd w:fill="D5E8F0" w:color="auto" w:val="clear"/>
+            <w:tcMar>
+              <w:top w:type="dxa" w:w="60"/>
+              <w:left w:type="dxa" w:w="100"/>
+              <w:bottom w:type="dxa" w:w="60"/>
+              <w:right w:type="dxa" w:w="100"/>
+            </w:tcMar>
+          </w:tcPr>
+          <w:p>
+            <w:r>
+              <w:rPr>
+                <w:b/>
+                <w:bCs/>
+              </w:rPr>
+              <w:t xml:space="preserve">作用</w:t>
+            </w:r>
+          </w:p>
+        </w:tc>
+        <w:tc>
+          <w:tcPr>
+            <w:tcW w:type="dxa" w:w="2212"/>
+            <w:tcBorders>
+              <w:top w:val="single" w:color="BBBBBB" w:sz="1"/>
+              <w:left w:val="single" w:color="BBBBBB" w:sz="1"/>
+              <w:bottom w:val="single" w:color="BBBBBB" w:sz="1"/>
+              <w:right w:val="single" w:color="BBBBBB" w:sz="1"/>
+            </w:tcBorders>
+            <w:shd w:fill="D5E8F0" w:color="auto" w:val="clear"/>
+            <w:tcMar>
+              <w:top w:type="dxa" w:w="60"/>
+              <w:left w:type="dxa" w:w="100"/>
+              <w:bottom w:type="dxa" w:w="60"/>
+              <w:right w:type="dxa" w:w="100"/>
+            </w:tcMar>
+          </w:tcPr>
+          <w:p>
+            <w:r>
+              <w:rPr>
+                <w:b/>
+                <w:bCs/>
+              </w:rPr>
+              <w:t xml:space="preserve">何时跑</w:t>
+            </w:r>
+          </w:p>
+        </w:tc>
+      </w:tr>
+      <w:tr>
+        <w:trPr>
+          <w:tblHeader w:val="false"/>
+        </w:trPr>
+        <w:tc>
+          <w:tcPr>
+            <w:tcW w:type="dxa" w:w="2552"/>
+            <w:tcBorders>
+              <w:top w:val="single" w:color="BBBBBB" w:sz="1"/>
+              <w:left w:val="single" w:color="BBBBBB" w:sz="1"/>
+              <w:bottom w:val="single" w:color="BBBBBB" w:sz="1"/>
+              <w:right w:val="single" w:color="BBBBBB" w:sz="1"/>
+            </w:tcBorders>
+            <w:tcMar>
+              <w:top w:type="dxa" w:w="60"/>
+              <w:left w:type="dxa" w:w="100"/>
+              <w:bottom w:type="dxa" w:w="60"/>
+              <w:right w:type="dxa" w:w="100"/>
+            </w:tcMar>
+          </w:tcPr>
+          <w:p>
+            <w:r>
+              <w:t xml:space="preserve">check-data.mjs</w:t>
+            </w:r>
+          </w:p>
+        </w:tc>
+        <w:tc>
+          <w:tcPr>
+            <w:tcW w:type="dxa" w:w="4596"/>
+            <w:tcBorders>
+              <w:top w:val="single" w:color="BBBBBB" w:sz="1"/>
+              <w:left w:val="single" w:color="BBBBBB" w:sz="1"/>
+              <w:bottom w:val="single" w:color="BBBBBB" w:sz="1"/>
+              <w:right w:val="single" w:color="BBBBBB" w:sz="1"/>
+            </w:tcBorders>
+            <w:tcMar>
+              <w:top w:type="dxa" w:w="60"/>
+              <w:left w:type="dxa" w:w="100"/>
+              <w:bottom w:type="dxa" w:w="60"/>
+              <w:right w:type="dxa" w:w="100"/>
+            </w:tcMar>
+          </w:tcPr>
+          <w:p>
+            <w:r>
+              <w:t xml:space="preserve">数据契约 C1–C8 校验</w:t>
+            </w:r>
+          </w:p>
+        </w:tc>
+        <w:tc>
+          <w:tcPr>
+            <w:tcW w:type="dxa" w:w="2212"/>
+            <w:tcBorders>
+              <w:top w:val="single" w:color="BBBBBB" w:sz="1"/>
+              <w:left w:val="single" w:color="BBBBBB" w:sz="1"/>
+              <w:bottom w:val="single" w:color="BBBBBB" w:sz="1"/>
+              <w:right w:val="single" w:color="BBBBBB" w:sz="1"/>
+            </w:tcBorders>
+            <w:tcMar>
+              <w:top w:type="dxa" w:w="60"/>
+              <w:left w:type="dxa" w:w="100"/>
+              <w:bottom w:type="dxa" w:w="60"/>
+              <w:right w:type="dxa" w:w="100"/>
+            </w:tcMar>
+          </w:tcPr>
+          <w:p>
+            <w:r>
+              <w:t xml:space="preserve">发版前（门禁）</w:t>
+            </w:r>
+          </w:p>
+        </w:tc>
+      </w:tr>
+      <w:tr>
+        <w:trPr>
+          <w:tblHeader w:val="false"/>
+        </w:trPr>
+        <w:tc>
+          <w:tcPr>
+            <w:tcW w:type="dxa" w:w="2552"/>
+            <w:tcBorders>
+              <w:top w:val="single" w:color="BBBBBB" w:sz="1"/>
+              <w:left w:val="single" w:color="BBBBBB" w:sz="1"/>
+              <w:bottom w:val="single" w:color="BBBBBB" w:sz="1"/>
+              <w:right w:val="single" w:color="BBBBBB" w:sz="1"/>
+            </w:tcBorders>
+            <w:tcMar>
+              <w:top w:type="dxa" w:w="60"/>
+              <w:left w:type="dxa" w:w="100"/>
+              <w:bottom w:type="dxa" w:w="60"/>
+              <w:right w:type="dxa" w:w="100"/>
+            </w:tcMar>
+          </w:tcPr>
+          <w:p>
+            <w:r>
+              <w:t xml:space="preserve">smoke-web.mjs</w:t>
+            </w:r>
+          </w:p>
+        </w:tc>
+        <w:tc>
+          <w:tcPr>
+            <w:tcW w:type="dxa" w:w="4596"/>
+            <w:tcBorders>
+              <w:top w:val="single" w:color="BBBBBB" w:sz="1"/>
+              <w:left w:val="single" w:color="BBBBBB" w:sz="1"/>
+              <w:bottom w:val="single" w:color="BBBBBB" w:sz="1"/>
+              <w:right w:val="single" w:color="BBBBBB" w:sz="1"/>
+            </w:tcBorders>
+            <w:tcMar>
+              <w:top w:type="dxa" w:w="60"/>
+              <w:left w:type="dxa" w:w="100"/>
+              <w:bottom w:type="dxa" w:w="60"/>
+              <w:right w:type="dxa" w:w="100"/>
+            </w:tcMar>
+          </w:tcPr>
+          <w:p>
+            <w:r>
+              <w:t xml:space="preserve">无头冒烟：启动/CDN/计数/三档布局/半透明/状态机</w:t>
+            </w:r>
+          </w:p>
+        </w:tc>
+        <w:tc>
+          <w:tcPr>
+            <w:tcW w:type="dxa" w:w="2212"/>
+            <w:tcBorders>
+              <w:top w:val="single" w:color="BBBBBB" w:sz="1"/>
+              <w:left w:val="single" w:color="BBBBBB" w:sz="1"/>
+              <w:bottom w:val="single" w:color="BBBBBB" w:sz="1"/>
+              <w:right w:val="single" w:color="BBBBBB" w:sz="1"/>
+            </w:tcBorders>
+            <w:tcMar>
+              <w:top w:type="dxa" w:w="60"/>
+              <w:left w:type="dxa" w:w="100"/>
+              <w:bottom w:type="dxa" w:w="60"/>
+              <w:right w:type="dxa" w:w="100"/>
+            </w:tcMar>
+          </w:tcPr>
+          <w:p>
+            <w:r>
+              <w:t xml:space="preserve">发版前（门禁）</w:t>
+            </w:r>
+          </w:p>
+        </w:tc>
+      </w:tr>
+      <w:tr>
+        <w:trPr>
+          <w:tblHeader w:val="false"/>
+        </w:trPr>
+        <w:tc>
+          <w:tcPr>
+            <w:tcW w:type="dxa" w:w="2552"/>
+            <w:tcBorders>
+              <w:top w:val="single" w:color="BBBBBB" w:sz="1"/>
+              <w:left w:val="single" w:color="BBBBBB" w:sz="1"/>
+              <w:bottom w:val="single" w:color="BBBBBB" w:sz="1"/>
+              <w:right w:val="single" w:color="BBBBBB" w:sz="1"/>
+            </w:tcBorders>
+            <w:tcMar>
+              <w:top w:type="dxa" w:w="60"/>
+              <w:left w:type="dxa" w:w="100"/>
+              <w:bottom w:type="dxa" w:w="60"/>
+              <w:right w:type="dxa" w:w="100"/>
+            </w:tcMar>
+          </w:tcPr>
+          <w:p>
+            <w:r>
+              <w:t xml:space="preserve">preflight.mjs</w:t>
+            </w:r>
+          </w:p>
+        </w:tc>
+        <w:tc>
+          <w:tcPr>
+            <w:tcW w:type="dxa" w:w="4596"/>
+            <w:tcBorders>
+              <w:top w:val="single" w:color="BBBBBB" w:sz="1"/>
+              <w:left w:val="single" w:color="BBBBBB" w:sz="1"/>
+              <w:bottom w:val="single" w:color="BBBBBB" w:sz="1"/>
+              <w:right w:val="single" w:color="BBBBBB" w:sz="1"/>
+            </w:tcBorders>
+            <w:tcMar>
+              <w:top w:type="dxa" w:w="60"/>
+              <w:left w:type="dxa" w:w="100"/>
+              <w:bottom w:type="dxa" w:w="60"/>
+              <w:right w:type="dxa" w:w="100"/>
+            </w:tcMar>
+          </w:tcPr>
+          <w:p>
+            <w:r>
+              <w:t xml:space="preserve">串联上面两个</w:t>
+            </w:r>
+          </w:p>
+        </w:tc>
+        <w:tc>
+          <w:tcPr>
+            <w:tcW w:type="dxa" w:w="2212"/>
+            <w:tcBorders>
+              <w:top w:val="single" w:color="BBBBBB" w:sz="1"/>
+              <w:left w:val="single" w:color="BBBBBB" w:sz="1"/>
+              <w:bottom w:val="single" w:color="BBBBBB" w:sz="1"/>
+              <w:right w:val="single" w:color="BBBBBB" w:sz="1"/>
+            </w:tcBorders>
+            <w:tcMar>
+              <w:top w:type="dxa" w:w="60"/>
+              <w:left w:type="dxa" w:w="100"/>
+              <w:bottom w:type="dxa" w:w="60"/>
+              <w:right w:type="dxa" w:w="100"/>
+            </w:tcMar>
+          </w:tcPr>
+          <w:p>
+            <w:r>
+              <w:t xml:space="preserve">发版前一条命令</w:t>
+            </w:r>
+          </w:p>
+        </w:tc>
+      </w:tr>
+      <w:tr>
+        <w:trPr>
+          <w:tblHeader w:val="false"/>
+        </w:trPr>
+        <w:tc>
+          <w:tcPr>
+            <w:tcW w:type="dxa" w:w="2552"/>
+            <w:tcBorders>
+              <w:top w:val="single" w:color="BBBBBB" w:sz="1"/>
+              <w:left w:val="single" w:color="BBBBBB" w:sz="1"/>
+              <w:bottom w:val="single" w:color="BBBBBB" w:sz="1"/>
+              <w:right w:val="single" w:color="BBBBBB" w:sz="1"/>
+            </w:tcBorders>
+            <w:tcMar>
+              <w:top w:type="dxa" w:w="60"/>
+              <w:left w:type="dxa" w:w="100"/>
+              <w:bottom w:type="dxa" w:w="60"/>
+              <w:right w:type="dxa" w:w="100"/>
+            </w:tcMar>
+          </w:tcPr>
+          <w:p>
+            <w:r>
+              <w:t xml:space="preserve">verify-live.mjs</w:t>
+            </w:r>
+          </w:p>
+        </w:tc>
+        <w:tc>
+          <w:tcPr>
+            <w:tcW w:type="dxa" w:w="4596"/>
+            <w:tcBorders>
+              <w:top w:val="single" w:color="BBBBBB" w:sz="1"/>
+              <w:left w:val="single" w:color="BBBBBB" w:sz="1"/>
+              <w:bottom w:val="single" w:color="BBBBBB" w:sz="1"/>
+              <w:right w:val="single" w:color="BBBBBB" w:sz="1"/>
+            </w:tcBorders>
+            <w:tcMar>
+              <w:top w:type="dxa" w:w="60"/>
+              <w:left w:type="dxa" w:w="100"/>
+              <w:bottom w:type="dxa" w:w="60"/>
+              <w:right w:type="dxa" w:w="100"/>
+            </w:tcMar>
+          </w:tcPr>
+          <w:p>
+            <w:r>
+              <w:t xml:space="preserve">线上版本戳一致性 + 模块可达 + CDN 残留</w:t>
+            </w:r>
+          </w:p>
+        </w:tc>
+        <w:tc>
+          <w:tcPr>
+            <w:tcW w:type="dxa" w:w="2212"/>
+            <w:tcBorders>
+              <w:top w:val="single" w:color="BBBBBB" w:sz="1"/>
+              <w:left w:val="single" w:color="BBBBBB" w:sz="1"/>
+              <w:bottom w:val="single" w:color="BBBBBB" w:sz="1"/>
+              <w:right w:val="single" w:color="BBBBBB" w:sz="1"/>
+            </w:tcBorders>
+            <w:tcMar>
+              <w:top w:type="dxa" w:w="60"/>
+              <w:left w:type="dxa" w:w="100"/>
+              <w:bottom w:type="dxa" w:w="60"/>
+              <w:right w:type="dxa" w:w="100"/>
+            </w:tcMar>
+          </w:tcPr>
+          <w:p>
+            <w:r>
+              <w:t xml:space="preserve">发版后</w:t>
+            </w:r>
+          </w:p>
+        </w:tc>
+      </w:tr>
+      <w:tr>
+        <w:trPr>
+          <w:tblHeader w:val="false"/>
+        </w:trPr>
+        <w:tc>
+          <w:tcPr>
+            <w:tcW w:type="dxa" w:w="2552"/>
+            <w:tcBorders>
+              <w:top w:val="single" w:color="BBBBBB" w:sz="1"/>
+              <w:left w:val="single" w:color="BBBBBB" w:sz="1"/>
+              <w:bottom w:val="single" w:color="BBBBBB" w:sz="1"/>
+              <w:right w:val="single" w:color="BBBBBB" w:sz="1"/>
+            </w:tcBorders>
+            <w:tcMar>
+              <w:top w:type="dxa" w:w="60"/>
+              <w:left w:type="dxa" w:w="100"/>
+              <w:bottom w:type="dxa" w:w="60"/>
+              <w:right w:type="dxa" w:w="100"/>
+            </w:tcMar>
+          </w:tcPr>
+          <w:p>
+            <w:r>
+              <w:t xml:space="preserve">vendorize.mjs</w:t>
+            </w:r>
+          </w:p>
+        </w:tc>
+        <w:tc>
+          <w:tcPr>
+            <w:tcW w:type="dxa" w:w="4596"/>
+            <w:tcBorders>
+              <w:top w:val="single" w:color="BBBBBB" w:sz="1"/>
+              <w:left w:val="single" w:color="BBBBBB" w:sz="1"/>
+              <w:bottom w:val="single" w:color="BBBBBB" w:sz="1"/>
+              <w:right w:val="single" w:color="BBBBBB" w:sz="1"/>
+            </w:tcBorders>
+            <w:tcMar>
+              <w:top w:type="dxa" w:w="60"/>
+              <w:left w:type="dxa" w:w="100"/>
+              <w:bottom w:type="dxa" w:w="60"/>
+              <w:right w:type="dxa" w:w="100"/>
+            </w:tcMar>
+          </w:tcPr>
+          <w:p>
+            <w:r>
+              <w:t xml:space="preserve">Web 版去 CDN 化（幂等）</w:t>
+            </w:r>
+          </w:p>
+        </w:tc>
+        <w:tc>
+          <w:tcPr>
+            <w:tcW w:type="dxa" w:w="2212"/>
+            <w:tcBorders>
+              <w:top w:val="single" w:color="BBBBBB" w:sz="1"/>
+              <w:left w:val="single" w:color="BBBBBB" w:sz="1"/>
+              <w:bottom w:val="single" w:color="BBBBBB" w:sz="1"/>
+              <w:right w:val="single" w:color="BBBBBB" w:sz="1"/>
+            </w:tcBorders>
+            <w:tcMar>
+              <w:top w:type="dxa" w:w="60"/>
+              <w:left w:type="dxa" w:w="100"/>
+              <w:bottom w:type="dxa" w:w="60"/>
+              <w:right w:type="dxa" w:w="100"/>
+            </w:tcMar>
+          </w:tcPr>
+          <w:p>
+            <w:r>
+              <w:t xml:space="preserve">升级 Three.js 时</w:t>
+            </w:r>
+          </w:p>
+        </w:tc>
+      </w:tr>
+    </w:tbl>
+    <w:p/>
+    <w:p/>
+    <w:p>
+      <w:r>
+        <w:rPr>
+          <w:b/>
+          <w:bCs/>
+        </w:rPr>
+        <w:t xml:space="preserve">环境坑（写给下一个人）</w:t>
+      </w:r>
+      <w:r>
+        <w:t xml:space="preserve">：无头 Chrome 默认 GL 后端</w:t>
+      </w:r>
+      <w:r>
+        <w:rPr>
+          <w:b/>
+          <w:bCs/>
+        </w:rPr>
+        <w:t xml:space="preserve">不提供 WebGL2</w:t>
+      </w:r>
+      <w:r>
+        <w:t xml:space="preserve">，会被我们自己的自检正确拦下——冒烟必须用 `--use-gl=angle --use-angle=swiftshader --enable-unsafe-swiftshader`，否则测的是「自检生效」而不是产品本身。</w:t>
+      </w:r>
+    </w:p>
     <w:p/>
     <w:p>
       <w:pPr>

--- a/docs/旅客旅程模拟器-Gap分析与演进规划-v1.0.docx
+++ b/docs/旅客旅程模拟器-Gap分析与演进规划-v1.0.docx
@@ -11245,7 +11245,7 @@
           </w:tcPr>
           <w:p>
             <w:r>
-              <w:t xml:space="preserve">未启动</w:t>
+              <w:t xml:space="preserve">已关闭 v0.12</w:t>
             </w:r>
           </w:p>
         </w:tc>
@@ -11382,7 +11382,7 @@
           </w:tcPr>
           <w:p>
             <w:r>
-              <w:t xml:space="preserve">未启动</w:t>
+              <w:t xml:space="preserve">已关闭 v0.12</w:t>
             </w:r>
           </w:p>
         </w:tc>
@@ -12067,7 +12067,7 @@
           </w:tcPr>
           <w:p>
             <w:r>
-              <w:t xml:space="preserve">未启动</w:t>
+              <w:t xml:space="preserve">已关闭 v0.12</w:t>
             </w:r>
           </w:p>
         </w:tc>
@@ -12341,7 +12341,7 @@
           </w:tcPr>
           <w:p>
             <w:r>
-              <w:t xml:space="preserve">未启动</w:t>
+              <w:t xml:space="preserve">已关闭 v0.12</w:t>
             </w:r>
           </w:p>
         </w:tc>
@@ -13552,6 +13552,465 @@
       </w:r>
       <w:r>
         <w:t xml:space="preserve">，会被我们自己的自检正确拦下——冒烟必须用 `--use-gl=angle --use-angle=swiftshader --enable-unsafe-swiftshader`，否则测的是「自检生效」而不是产品本身。</w:t>
+      </w:r>
+    </w:p>
+    <w:p/>
+    <w:p>
+      <w:pPr>
+        <w:pStyle w:val="Heading2"/>
+      </w:pPr>
+      <w:r>
+        <w:t xml:space="preserve">附录 D E1 关闭记录（2026-08-04，v0.12）</w:t>
+      </w:r>
+    </w:p>
+    <w:p/>
+    <w:p>
+      <w:r>
+        <w:t xml:space="preserve">E1「分发与版本可见」四条 Gap 按验收关闭。入口条件（E0 出口达成）已满足。</w:t>
+      </w:r>
+    </w:p>
+    <w:p/>
+    <w:tbl>
+      <w:tblPr>
+        <w:tblW w:type="dxa" w:w="9360"/>
+        <w:tblBorders>
+          <w:top w:val="single" w:color="auto" w:sz="4"/>
+          <w:left w:val="single" w:color="auto" w:sz="4"/>
+          <w:bottom w:val="single" w:color="auto" w:sz="4"/>
+          <w:right w:val="single" w:color="auto" w:sz="4"/>
+          <w:insideH w:val="single" w:color="auto" w:sz="4"/>
+          <w:insideV w:val="single" w:color="auto" w:sz="4"/>
+        </w:tblBorders>
+      </w:tblPr>
+      <w:tblGrid>
+        <w:gridCol w:w="748"/>
+        <w:gridCol w:w="3116"/>
+        <w:gridCol w:w="5496"/>
+      </w:tblGrid>
+      <w:tr>
+        <w:trPr>
+          <w:tblHeader/>
+        </w:trPr>
+        <w:tc>
+          <w:tcPr>
+            <w:tcW w:type="dxa" w:w="748"/>
+            <w:tcBorders>
+              <w:top w:val="single" w:color="BBBBBB" w:sz="1"/>
+              <w:left w:val="single" w:color="BBBBBB" w:sz="1"/>
+              <w:bottom w:val="single" w:color="BBBBBB" w:sz="1"/>
+              <w:right w:val="single" w:color="BBBBBB" w:sz="1"/>
+            </w:tcBorders>
+            <w:shd w:fill="D5E8F0" w:color="auto" w:val="clear"/>
+            <w:tcMar>
+              <w:top w:type="dxa" w:w="60"/>
+              <w:left w:type="dxa" w:w="100"/>
+              <w:bottom w:type="dxa" w:w="60"/>
+              <w:right w:type="dxa" w:w="100"/>
+            </w:tcMar>
+          </w:tcPr>
+          <w:p>
+            <w:r>
+              <w:rPr>
+                <w:b/>
+                <w:bCs/>
+              </w:rPr>
+              <w:t xml:space="preserve">Gap</w:t>
+            </w:r>
+          </w:p>
+        </w:tc>
+        <w:tc>
+          <w:tcPr>
+            <w:tcW w:type="dxa" w:w="3116"/>
+            <w:tcBorders>
+              <w:top w:val="single" w:color="BBBBBB" w:sz="1"/>
+              <w:left w:val="single" w:color="BBBBBB" w:sz="1"/>
+              <w:bottom w:val="single" w:color="BBBBBB" w:sz="1"/>
+              <w:right w:val="single" w:color="BBBBBB" w:sz="1"/>
+            </w:tcBorders>
+            <w:shd w:fill="D5E8F0" w:color="auto" w:val="clear"/>
+            <w:tcMar>
+              <w:top w:type="dxa" w:w="60"/>
+              <w:left w:type="dxa" w:w="100"/>
+              <w:bottom w:type="dxa" w:w="60"/>
+              <w:right w:type="dxa" w:w="100"/>
+            </w:tcMar>
+          </w:tcPr>
+          <w:p>
+            <w:r>
+              <w:rPr>
+                <w:b/>
+                <w:bCs/>
+              </w:rPr>
+              <w:t xml:space="preserve">验收执行方式</w:t>
+            </w:r>
+          </w:p>
+        </w:tc>
+        <w:tc>
+          <w:tcPr>
+            <w:tcW w:type="dxa" w:w="5496"/>
+            <w:tcBorders>
+              <w:top w:val="single" w:color="BBBBBB" w:sz="1"/>
+              <w:left w:val="single" w:color="BBBBBB" w:sz="1"/>
+              <w:bottom w:val="single" w:color="BBBBBB" w:sz="1"/>
+              <w:right w:val="single" w:color="BBBBBB" w:sz="1"/>
+            </w:tcBorders>
+            <w:shd w:fill="D5E8F0" w:color="auto" w:val="clear"/>
+            <w:tcMar>
+              <w:top w:type="dxa" w:w="60"/>
+              <w:left w:type="dxa" w:w="100"/>
+              <w:bottom w:type="dxa" w:w="60"/>
+              <w:right w:type="dxa" w:w="100"/>
+            </w:tcMar>
+          </w:tcPr>
+          <w:p>
+            <w:r>
+              <w:rPr>
+                <w:b/>
+                <w:bCs/>
+              </w:rPr>
+              <w:t xml:space="preserve">结果</w:t>
+            </w:r>
+          </w:p>
+        </w:tc>
+      </w:tr>
+      <w:tr>
+        <w:trPr>
+          <w:tblHeader w:val="false"/>
+        </w:trPr>
+        <w:tc>
+          <w:tcPr>
+            <w:tcW w:type="dxa" w:w="748"/>
+            <w:tcBorders>
+              <w:top w:val="single" w:color="BBBBBB" w:sz="1"/>
+              <w:left w:val="single" w:color="BBBBBB" w:sz="1"/>
+              <w:bottom w:val="single" w:color="BBBBBB" w:sz="1"/>
+              <w:right w:val="single" w:color="BBBBBB" w:sz="1"/>
+            </w:tcBorders>
+            <w:tcMar>
+              <w:top w:type="dxa" w:w="60"/>
+              <w:left w:type="dxa" w:w="100"/>
+              <w:bottom w:type="dxa" w:w="60"/>
+              <w:right w:type="dxa" w:w="100"/>
+            </w:tcMar>
+          </w:tcPr>
+          <w:p>
+            <w:r>
+              <w:t xml:space="preserve">G-DIST-1</w:t>
+            </w:r>
+          </w:p>
+        </w:tc>
+        <w:tc>
+          <w:tcPr>
+            <w:tcW w:type="dxa" w:w="3116"/>
+            <w:tcBorders>
+              <w:top w:val="single" w:color="BBBBBB" w:sz="1"/>
+              <w:left w:val="single" w:color="BBBBBB" w:sz="1"/>
+              <w:bottom w:val="single" w:color="BBBBBB" w:sz="1"/>
+              <w:right w:val="single" w:color="BBBBBB" w:sz="1"/>
+            </w:tcBorders>
+            <w:tcMar>
+              <w:top w:type="dxa" w:w="60"/>
+              <w:left w:type="dxa" w:w="100"/>
+              <w:bottom w:type="dxa" w:w="60"/>
+              <w:right w:type="dxa" w:w="100"/>
+            </w:tcMar>
+          </w:tcPr>
+          <w:p>
+            <w:r>
+              <w:t xml:space="preserve">重打桌面包后解包 app.asar，逐条 grep 七个版本的特征串</w:t>
+            </w:r>
+          </w:p>
+        </w:tc>
+        <w:tc>
+          <w:tcPr>
+            <w:tcW w:type="dxa" w:w="5496"/>
+            <w:tcBorders>
+              <w:top w:val="single" w:color="BBBBBB" w:sz="1"/>
+              <w:left w:val="single" w:color="BBBBBB" w:sz="1"/>
+              <w:bottom w:val="single" w:color="BBBBBB" w:sz="1"/>
+              <w:right w:val="single" w:color="BBBBBB" w:sz="1"/>
+            </w:tcBorders>
+            <w:tcMar>
+              <w:top w:type="dxa" w:w="60"/>
+              <w:left w:type="dxa" w:w="100"/>
+              <w:bottom w:type="dxa" w:w="60"/>
+              <w:right w:type="dxa" w:w="100"/>
+            </w:tcMar>
+          </w:tcPr>
+          <w:p>
+            <w:r>
+              <w:t xml:space="preserve">v0.6 桌面入口 / v0.8 悬浮球主操作与 actor 配色 / v0.9 三列自适应 / v0.10 标注牌与路径线 / v0.11 健康自检 / v0.12 版本徽标——</w:t>
+            </w:r>
+            <w:r>
+              <w:rPr>
+                <w:b/>
+                <w:bCs/>
+              </w:rPr>
+              <w:t xml:space="preserve">七项全部存在</w:t>
+            </w:r>
+            <w:r>
+              <w:t xml:space="preserve">；包内零 CDN 引用，vendor 内置 1.2MB；打包产物 SMOKE_OK</w:t>
+            </w:r>
+          </w:p>
+        </w:tc>
+      </w:tr>
+      <w:tr>
+        <w:trPr>
+          <w:tblHeader w:val="false"/>
+        </w:trPr>
+        <w:tc>
+          <w:tcPr>
+            <w:tcW w:type="dxa" w:w="748"/>
+            <w:tcBorders>
+              <w:top w:val="single" w:color="BBBBBB" w:sz="1"/>
+              <w:left w:val="single" w:color="BBBBBB" w:sz="1"/>
+              <w:bottom w:val="single" w:color="BBBBBB" w:sz="1"/>
+              <w:right w:val="single" w:color="BBBBBB" w:sz="1"/>
+            </w:tcBorders>
+            <w:tcMar>
+              <w:top w:type="dxa" w:w="60"/>
+              <w:left w:type="dxa" w:w="100"/>
+              <w:bottom w:type="dxa" w:w="60"/>
+              <w:right w:type="dxa" w:w="100"/>
+            </w:tcMar>
+          </w:tcPr>
+          <w:p>
+            <w:r>
+              <w:t xml:space="preserve">G-DIST-2</w:t>
+            </w:r>
+          </w:p>
+        </w:tc>
+        <w:tc>
+          <w:tcPr>
+            <w:tcW w:type="dxa" w:w="3116"/>
+            <w:tcBorders>
+              <w:top w:val="single" w:color="BBBBBB" w:sz="1"/>
+              <w:left w:val="single" w:color="BBBBBB" w:sz="1"/>
+              <w:bottom w:val="single" w:color="BBBBBB" w:sz="1"/>
+              <w:right w:val="single" w:color="BBBBBB" w:sz="1"/>
+            </w:tcBorders>
+            <w:tcMar>
+              <w:top w:type="dxa" w:w="60"/>
+              <w:left w:type="dxa" w:w="100"/>
+              <w:bottom w:type="dxa" w:w="60"/>
+              <w:right w:type="dxa" w:w="100"/>
+            </w:tcMar>
+          </w:tcPr>
+          <w:p>
+            <w:r>
+              <w:t xml:space="preserve">无头浏览器读徽标文本并切换语言</w:t>
+            </w:r>
+          </w:p>
+        </w:tc>
+        <w:tc>
+          <w:tcPr>
+            <w:tcW w:type="dxa" w:w="5496"/>
+            <w:tcBorders>
+              <w:top w:val="single" w:color="BBBBBB" w:sz="1"/>
+              <w:left w:val="single" w:color="BBBBBB" w:sz="1"/>
+              <w:bottom w:val="single" w:color="BBBBBB" w:sz="1"/>
+              <w:right w:val="single" w:color="BBBBBB" w:sz="1"/>
+            </w:tcBorders>
+            <w:tcMar>
+              <w:top w:type="dxa" w:w="60"/>
+              <w:left w:type="dxa" w:w="100"/>
+              <w:bottom w:type="dxa" w:w="60"/>
+              <w:right w:type="dxa" w:w="100"/>
+            </w:tcMar>
+          </w:tcPr>
+          <w:p>
+            <w:r>
+              <w:t xml:space="preserve">中文「v0.12 · 内容基线 2026-08-04」，英文「v0.12 · Content baseline 2026-08-04」，EN 无中文残留；版本号由 gen-importmap 写入 build-info.js 单一来源</w:t>
+            </w:r>
+          </w:p>
+        </w:tc>
+      </w:tr>
+      <w:tr>
+        <w:trPr>
+          <w:tblHeader w:val="false"/>
+        </w:trPr>
+        <w:tc>
+          <w:tcPr>
+            <w:tcW w:type="dxa" w:w="748"/>
+            <w:tcBorders>
+              <w:top w:val="single" w:color="BBBBBB" w:sz="1"/>
+              <w:left w:val="single" w:color="BBBBBB" w:sz="1"/>
+              <w:bottom w:val="single" w:color="BBBBBB" w:sz="1"/>
+              <w:right w:val="single" w:color="BBBBBB" w:sz="1"/>
+            </w:tcBorders>
+            <w:tcMar>
+              <w:top w:type="dxa" w:w="60"/>
+              <w:left w:type="dxa" w:w="100"/>
+              <w:bottom w:type="dxa" w:w="60"/>
+              <w:right w:type="dxa" w:w="100"/>
+            </w:tcMar>
+          </w:tcPr>
+          <w:p>
+            <w:r>
+              <w:t xml:space="preserve">G-ENG-1</w:t>
+            </w:r>
+          </w:p>
+        </w:tc>
+        <w:tc>
+          <w:tcPr>
+            <w:tcW w:type="dxa" w:w="3116"/>
+            <w:tcBorders>
+              <w:top w:val="single" w:color="BBBBBB" w:sz="1"/>
+              <w:left w:val="single" w:color="BBBBBB" w:sz="1"/>
+              <w:bottom w:val="single" w:color="BBBBBB" w:sz="1"/>
+              <w:right w:val="single" w:color="BBBBBB" w:sz="1"/>
+            </w:tcBorders>
+            <w:tcMar>
+              <w:top w:type="dxa" w:w="60"/>
+              <w:left w:type="dxa" w:w="100"/>
+              <w:bottom w:type="dxa" w:w="60"/>
+              <w:right w:type="dxa" w:w="100"/>
+            </w:tcMar>
+          </w:tcPr>
+          <w:p>
+            <w:r>
+              <w:t xml:space="preserve">建立 .github/workflows/ci.yml</w:t>
+            </w:r>
+          </w:p>
+        </w:tc>
+        <w:tc>
+          <w:tcPr>
+            <w:tcW w:type="dxa" w:w="5496"/>
+            <w:tcBorders>
+              <w:top w:val="single" w:color="BBBBBB" w:sz="1"/>
+              <w:left w:val="single" w:color="BBBBBB" w:sz="1"/>
+              <w:bottom w:val="single" w:color="BBBBBB" w:sz="1"/>
+              <w:right w:val="single" w:color="BBBBBB" w:sz="1"/>
+            </w:tcBorders>
+            <w:tcMar>
+              <w:top w:type="dxa" w:w="60"/>
+              <w:left w:type="dxa" w:w="100"/>
+              <w:bottom w:type="dxa" w:w="60"/>
+              <w:right w:type="dxa" w:w="100"/>
+            </w:tcMar>
+          </w:tcPr>
+          <w:p>
+            <w:r>
+              <w:t xml:space="preserve">每次 push/PR 跑：数据契约校验 → npm ci → 无头冒烟 → CDN 残留检查</w:t>
+            </w:r>
+          </w:p>
+        </w:tc>
+      </w:tr>
+      <w:tr>
+        <w:trPr>
+          <w:tblHeader w:val="false"/>
+        </w:trPr>
+        <w:tc>
+          <w:tcPr>
+            <w:tcW w:type="dxa" w:w="748"/>
+            <w:tcBorders>
+              <w:top w:val="single" w:color="BBBBBB" w:sz="1"/>
+              <w:left w:val="single" w:color="BBBBBB" w:sz="1"/>
+              <w:bottom w:val="single" w:color="BBBBBB" w:sz="1"/>
+              <w:right w:val="single" w:color="BBBBBB" w:sz="1"/>
+            </w:tcBorders>
+            <w:tcMar>
+              <w:top w:type="dxa" w:w="60"/>
+              <w:left w:type="dxa" w:w="100"/>
+              <w:bottom w:type="dxa" w:w="60"/>
+              <w:right w:type="dxa" w:w="100"/>
+            </w:tcMar>
+          </w:tcPr>
+          <w:p>
+            <w:r>
+              <w:t xml:space="preserve">G-ENG-3</w:t>
+            </w:r>
+          </w:p>
+        </w:tc>
+        <w:tc>
+          <w:tcPr>
+            <w:tcW w:type="dxa" w:w="3116"/>
+            <w:tcBorders>
+              <w:top w:val="single" w:color="BBBBBB" w:sz="1"/>
+              <w:left w:val="single" w:color="BBBBBB" w:sz="1"/>
+              <w:bottom w:val="single" w:color="BBBBBB" w:sz="1"/>
+              <w:right w:val="single" w:color="BBBBBB" w:sz="1"/>
+            </w:tcBorders>
+            <w:tcMar>
+              <w:top w:type="dxa" w:w="60"/>
+              <w:left w:type="dxa" w:w="100"/>
+              <w:bottom w:type="dxa" w:w="60"/>
+              <w:right w:type="dxa" w:w="100"/>
+            </w:tcMar>
+          </w:tcPr>
+          <w:p>
+            <w:r>
+              <w:t xml:space="preserve">v0.11 起打 tag</w:t>
+            </w:r>
+          </w:p>
+        </w:tc>
+        <w:tc>
+          <w:tcPr>
+            <w:tcW w:type="dxa" w:w="5496"/>
+            <w:tcBorders>
+              <w:top w:val="single" w:color="BBBBBB" w:sz="1"/>
+              <w:left w:val="single" w:color="BBBBBB" w:sz="1"/>
+              <w:bottom w:val="single" w:color="BBBBBB" w:sz="1"/>
+              <w:right w:val="single" w:color="BBBBBB" w:sz="1"/>
+            </w:tcBorders>
+            <w:tcMar>
+              <w:top w:type="dxa" w:w="60"/>
+              <w:left w:type="dxa" w:w="100"/>
+              <w:bottom w:type="dxa" w:w="60"/>
+              <w:right w:type="dxa" w:w="100"/>
+            </w:tcMar>
+          </w:tcPr>
+          <w:p>
+            <w:r>
+              <w:t xml:space="preserve">v0.11、v0.12 与版本一一对应</w:t>
+            </w:r>
+          </w:p>
+        </w:tc>
+      </w:tr>
+    </w:tbl>
+    <w:p/>
+    <w:p/>
+    <w:p>
+      <w:r>
+        <w:rPr>
+          <w:b/>
+          <w:bCs/>
+        </w:rPr>
+        <w:t xml:space="preserve">E1 出口标准达成</w:t>
+      </w:r>
+      <w:r>
+        <w:t xml:space="preserve">：桌面包追平当时 Web 版；页面显示版本与基线日期；CI 跑通契约校验。</w:t>
+      </w:r>
+    </w:p>
+    <w:p/>
+    <w:p>
+      <w:r>
+        <w:rPr>
+          <w:b/>
+          <w:bCs/>
+        </w:rPr>
+        <w:t xml:space="preserve">桌面追平惯例</w:t>
+      </w:r>
+      <w:r>
+        <w:t xml:space="preserve">（写入 README）：Web 版累积 ≥2 个版本即重打桌面包；桌面版本号与 Web 对齐（Web v0.12 → 桌面 v0.12.0）。</w:t>
+      </w:r>
+    </w:p>
+    <w:p/>
+    <w:p>
+      <w:r>
+        <w:rPr>
+          <w:b/>
+          <w:bCs/>
+        </w:rPr>
+        <w:t xml:space="preserve">核实方法坑</w:t>
+      </w:r>
+      <w:r>
+        <w:t xml:space="preserve">：`@electron/asar extract-file` 不往 stdout 输出（它写文件到当前目录），</w:t>
+      </w:r>
+    </w:p>
+    <w:p>
+      <w:r>
+        <w:t xml:space="preserve">用它 grep 会得到"七项特性全部缺失"的假阴性。正确做法是 `asar extract` 解包到临时目录再 grep。</w:t>
       </w:r>
     </w:p>
     <w:p/>

--- a/docs/旅客旅程模拟器-Gap分析与演进规划-v1.0.docx
+++ b/docs/旅客旅程模拟器-Gap分析与演进规划-v1.0.docx
@@ -14011,6 +14011,67 @@
     <w:p>
       <w:r>
         <w:t xml:space="preserve">用它 grep 会得到"七项特性全部缺失"的假阴性。正确做法是 `asar extract` 解包到临时目录再 grep。</w:t>
+      </w:r>
+    </w:p>
+    <w:p/>
+    <w:p>
+      <w:r>
+        <w:rPr>
+          <w:b/>
+          <w:bCs/>
+        </w:rPr>
+        <w:t xml:space="preserve">上传事故与新增防线</w:t>
+      </w:r>
+      <w:r>
+        <w:t xml:space="preserve">：v0.12.0 的 133MB zip 传到 98.6MB 时连接被对端重置，服务器留下</w:t>
+      </w:r>
+    </w:p>
+    <w:p>
+      <w:r>
+        <w:t xml:space="preserve">截断文件而 rsync 退出码正常——用户会下到损坏的包，且</w:t>
+      </w:r>
+      <w:r>
+        <w:rPr>
+          <w:b/>
+          <w:bCs/>
+        </w:rPr>
+        <w:t xml:space="preserve">没有任何机制会发现</w:t>
+      </w:r>
+      <w:r>
+        <w:t xml:space="preserve">。这与 E0</w:t>
+      </w:r>
+    </w:p>
+    <w:p>
+      <w:r>
+        <w:t xml:space="preserve">关掉的 G-RUN 系列同属一类问题（失效不可见），只是当时只覆盖了 Web 侧运行期，没覆盖</w:t>
+      </w:r>
+    </w:p>
+    <w:p>
+      <w:r>
+        <w:t xml:space="preserve">分发期。新增 `scripts/upload-release.mjs`：逐个传 → 回读服务器 sha256 → 不一致就删掉</w:t>
+      </w:r>
+    </w:p>
+    <w:p>
+      <w:r>
+        <w:t xml:space="preserve">重传（≤3 次）→ 全部一致才退出 0。已接入 `npm run upload -- &lt;版本&gt;`。</w:t>
+      </w:r>
+    </w:p>
+    <w:p/>
+    <w:p>
+      <w:r>
+        <w:rPr>
+          <w:b/>
+          <w:bCs/>
+        </w:rPr>
+        <w:t xml:space="preserve">这条经验的一般化</w:t>
+      </w:r>
+      <w:r>
+        <w:t xml:space="preserve">：凡是"跨网络把产物送到用户手上"的环节，都要做端到端校验而不是</w:t>
+      </w:r>
+    </w:p>
+    <w:p>
+      <w:r>
+        <w:t xml:space="preserve">信任传输工具的退出码。已补入规格说明书 §8.2 发布流水线。</w:t>
       </w:r>
     </w:p>
     <w:p/>
